--- a/submission/CMP7200_Dissertation.docx
+++ b/submission/CMP7200_Dissertation.docx
@@ -792,7 +792,7 @@
         <w:jc w:val="both"/>
       </w:pPr>
       <w:r>
-        <w:t>One exclusion limits what can be claimed and is therefore worth stating twice. The system is a planning aid. It books nothing, and it is not evaluated on whether a traveller would choose its plans — only on whether what it names was actually retrieved. Groundedness is necessary for a usable plan, not sufficient.</w:t>
+        <w:t>One exclusion limits what can be claimed and is stated twice. The system is a planning aid. It books nothing, and it is not evaluated on whether a traveller would choose its plans — only on whether what it names was actually retrieved. Groundedness is necessary for a usable plan, not sufficient.</w:t>
       </w:r>
     </w:p>
     <w:p>
@@ -1249,7 +1249,7 @@
         <w:jc w:val="both"/>
       </w:pPr>
       <w:r>
-        <w:t>One control is imperfect and is declared here rather than in a footnote. The six-agent arms instantiate five agents: the conversational agent is omitted so every arm receives one identical request string, since a multi-turn dialogue cannot be held identical across four architectures. The comparison is therefore between three agents and a five-agent ablation of the six-agent design. The omitted role is the same in both multi-agent arms and absent from the other two, so it does not bias the contrast — but the arms are named for the design they represent, and the difference should be visible.</w:t>
+        <w:t>One control is imperfect. The six-agent arms instantiate five agents: the conversational agent is omitted so every arm receives one identical request string, since a multi-turn dialogue cannot be held identical across four architectures. The comparison is therefore between three agents and a five-agent ablation of the six-agent design. The omitted role is the same in both multi-agent arms and absent from the other two, so it does not bias the contrast — but the arms are named for the design they represent, and the difference should be visible.</w:t>
       </w:r>
     </w:p>
     <w:p>
@@ -1301,7 +1301,7 @@
         <w:jc w:val="both"/>
       </w:pPr>
       <w:r>
-        <w:t>The groundedness measure's asymmetry needs stating plainly, because reporting its two halves as equals would overstate the result. Matching a name is weak evidence: on the recorded scenario the arm with no tool access named a real airline for the route, having called nothing. Matching a price is strong, because landing within 2% of a fare quoted minutes earlier is not something prior knowledge delivers. The tolerance exists because an itinerary legitimately rounds and sums nightly rates into totals, and it is narrow enough that invention does not pass it. Price grounding carries the claim.</w:t>
+        <w:t>The groundedness measure is asymmetric, and reporting its two halves as equals would overstate the result. Matching a name is weak evidence: on the recorded scenario the arm with no tool access named a real airline for the route, having called nothing. Matching a price is strong, because landing within 2% of a fare quoted minutes earlier is not something prior knowledge delivers. The tolerance exists because an itinerary legitimately rounds and sums nightly rates into totals, and it is narrow enough that invention does not pass it. Price grounding carries the claim.</w:t>
       </w:r>
     </w:p>
     <w:p>
@@ -1472,7 +1472,7 @@
         <w:jc w:val="both"/>
       </w:pPr>
       <w:r>
-        <w:t>One property of the diagram was misdrawn in an earlier version of this project's documentation, so it is worth stating explicitly: the tool server is not the only route to an external API. The shipped path imports the tool functions and calls them in process, and the flight tool reaches its upstream endpoint without passing through the server at all. The JSON-RPC transport is genuinely exercised, but only by the naive six-agent arm, whose agents hold wrappers that spawn the server as a subprocess. Section 7.2 assesses what that means for the objective the server was built to satisfy.</w:t>
+        <w:t>The tool server is not the only route to an external API. The shipped path imports the tool functions and calls them in process, and the flight tool reaches its upstream endpoint without passing through the server at all. The JSON-RPC transport is genuinely exercised, but only by the naive six-agent arm, whose agents hold wrappers that spawn the server as a subprocess. Section 7.2 assesses what that means for the objective the server was built to satisfy.</w:t>
       </w:r>
     </w:p>
     <w:p>
@@ -1604,7 +1604,7 @@
         <w:jc w:val="both"/>
       </w:pPr>
       <w:r>
-        <w:t>The implementation is 24,798 lines of Python across 83 files; Appendix E maps every module to its responsibility. Two boundaries in that map were placed deliberately, and both had been violated earlier in development. Measurement is separated from the code being measured, because an early version incremented a counter inside the arm it was measuring and produced a figure that counted tasks rather than requests. Evaluation code is kept out of the shipped path, because the distillation helpers written for the tuned arm are meaningful only as an experimental treatment and would have become production behaviour had they been placed in the tool layer.</w:t>
+        <w:t>The implementation is 23,663 lines of Python across 83 files; Appendix E maps every module to its responsibility. Two boundaries in that map were placed deliberately, and both had been violated earlier in development. Measurement is separated from the code being measured, because an early version incremented a counter inside the arm it was measuring and produced a figure that counted tasks rather than requests. Evaluation code is kept out of the shipped path, because the distillation helpers written for the tuned arm are meaningful only as an experimental treatment and would have become production behaviour had they been placed in the tool layer.</w:t>
       </w:r>
     </w:p>
     <w:p>
@@ -2637,7 +2637,7 @@
         <w:jc w:val="both"/>
       </w:pPr>
       <w:r>
-        <w:t>The system is 24,798 lines of Python across 83 files, developed over 115 commits, and Appendix E breaks it down by area. It was built in the order the layers depend on each other: the tool server first, because nothing can be retrieved without it; then the message layer, the agents and the interfaces; and last, later than it should have been, the measurement infrastructure. That ordering is the root of the first failure below, and Section 7.6 argues it should have been reversed.</w:t>
+        <w:t>The system is 23,663 lines of Python across 83 files, developed over 117 commits, and Appendix E breaks it down by area. It was built in the order the layers depend on each other: the tool server first, because nothing can be retrieved without it; then the message layer, the agents and the interfaces; and last, later than it should have been, the measurement infrastructure. That ordering is the root of the first failure below, and Section 7.6 argues it should have been reversed.</w:t>
       </w:r>
     </w:p>
     <w:p>
@@ -2890,7 +2890,7 @@
         <w:jc w:val="both"/>
       </w:pPr>
       <w:r>
-        <w:t>The suite contains 393 tests and they pass. What they cover is narrower than that number suggests, and the gap is worth stating because it bears on how much weight the suite can carry as evidence.</w:t>
+        <w:t>The suite contains 393 tests and they pass. What they cover is narrower than that number suggests, which bears on how much weight it can carry as evidence.</w:t>
       </w:r>
     </w:p>
     <w:p>
@@ -4617,7 +4617,7 @@
         <w:jc w:val="both"/>
       </w:pPr>
       <w:r>
-        <w:t>An uncomfortable observation belongs here. The two protocols this project is named for are less load-bearing in the shipped configuration than the proposal implied. The message layer records the exchange and never dispatches it: the orchestrator sends messages and reads the conversation history but never dequeues, so the delivery machinery, the executor class and the message-processing loop are all unreachable in production. The tool server is driven over JSON-RPC only by the naive six-agent arm; the shipped path imports the same functions and calls them in process.</w:t>
+        <w:t>The two protocols this project is named for are less load-bearing in the shipped configuration than the proposal implied. The message layer records the exchange and never dispatches it: the orchestrator sends messages and reads the conversation history but never dequeues, so the delivery machinery, the executor class and the message-processing loop are all unreachable in production. The tool server is driven over JSON-RPC only by the naive six-agent arm; the shipped path imports the same functions and calls them in process.</w:t>
       </w:r>
     </w:p>
     <w:p>
@@ -12164,7 +12164,7 @@
               <w:rPr>
                 <w:sz w:val="19"/>
               </w:rPr>
-              <w:t>8,591</w:t>
+              <w:t>8,159</w:t>
             </w:r>
           </w:p>
         </w:tc>
@@ -12234,7 +12234,7 @@
               <w:rPr>
                 <w:sz w:val="19"/>
               </w:rPr>
-              <w:t>3,231</w:t>
+              <w:t>2,937</w:t>
             </w:r>
           </w:p>
         </w:tc>
@@ -12304,7 +12304,7 @@
               <w:rPr>
                 <w:sz w:val="19"/>
               </w:rPr>
-              <w:t>1,033</w:t>
+              <w:t>896</w:t>
             </w:r>
           </w:p>
         </w:tc>
@@ -12444,7 +12444,7 @@
               <w:rPr>
                 <w:sz w:val="19"/>
               </w:rPr>
-              <w:t>8,013</w:t>
+              <w:t>7,741</w:t>
             </w:r>
           </w:p>
         </w:tc>
@@ -12514,7 +12514,7 @@
               <w:rPr>
                 <w:sz w:val="19"/>
               </w:rPr>
-              <w:t>24,798</w:t>
+              <w:t>23,663</w:t>
             </w:r>
           </w:p>
         </w:tc>
@@ -18325,7 +18325,7 @@
               <w:rPr>
                 <w:sz w:val="19"/>
               </w:rPr>
-              <w:t>115</w:t>
+              <w:t>117</w:t>
             </w:r>
           </w:p>
         </w:tc>

--- a/submission/CMP7200_Dissertation.docx
+++ b/submission/CMP7200_Dissertation.docx
@@ -1604,7 +1604,7 @@
         <w:jc w:val="both"/>
       </w:pPr>
       <w:r>
-        <w:t>The implementation is 23,663 lines of Python across 83 files; Appendix E maps every module to its responsibility. Two boundaries in that map were placed deliberately, and both had been violated earlier in development. Measurement is separated from the code being measured, because an early version incremented a counter inside the arm it was measuring and produced a figure that counted tasks rather than requests. Evaluation code is kept out of the shipped path, because the distillation helpers written for the tuned arm are meaningful only as an experimental treatment and would have become production behaviour had they been placed in the tool layer.</w:t>
+        <w:t>The implementation is 15,922 lines of Python across 63 files; Appendix E maps every module to its responsibility. Two boundaries in that map were placed deliberately, and both had been violated earlier in development. Measurement is separated from the code being measured, because an early version incremented a counter inside the arm it was measuring and produced a figure that counted tasks rather than requests. Evaluation code is kept out of the shipped path, because the distillation helpers written for the tuned arm are meaningful only as an experimental treatment and would have become production behaviour had they been placed in the tool layer.</w:t>
       </w:r>
     </w:p>
     <w:p>
@@ -2637,7 +2637,7 @@
         <w:jc w:val="both"/>
       </w:pPr>
       <w:r>
-        <w:t>The system is 23,663 lines of Python across 83 files, developed over 117 commits, and Appendix E breaks it down by area. It was built in the order the layers depend on each other: the tool server first, because nothing can be retrieved without it; then the message layer, the agents and the interfaces; and last, later than it should have been, the measurement infrastructure. That ordering is the root of the first failure below, and Section 7.6 argues it should have been reversed.</w:t>
+        <w:t>The system is 15,922 lines of Python across 63 files, developed over 118 commits, and Appendix E breaks it down by area. It was built in the order the layers depend on each other: the tool server first, because nothing can be retrieved without it; then the message layer, the agents and the interfaces; and last, later than it should have been, the measurement infrastructure. That ordering is the root of the first failure below, and Section 7.6 argues it should have been reversed.</w:t>
       </w:r>
     </w:p>
     <w:p>
@@ -5261,13 +5261,13 @@
         <w:t>python demos/compare_all_approaches.py  # all four, from the recordings</w:t>
         <w:br/>
         <w:br/>
-        <w:t>python report/build/make_diagrams.py    # 8 diagrams, 300 dpi, validated</w:t>
+        <w:t>python submission/build/make_diagrams.py    # 8 diagrams, 300 dpi, validated</w:t>
         <w:br/>
-        <w:t>python report/build/make_charts.py      # 6 charts from measured data</w:t>
+        <w:t>python submission/build/make_charts.py      # 6 charts from measured data</w:t>
         <w:br/>
-        <w:t>python -m report.build.build_report     # this document</w:t>
+        <w:t>python -m submission.build.build_dissertation     # this document</w:t>
         <w:br/>
-        <w:t>python -m report.build.verify_no_hardcoded_numbers   # perturbation check</w:t>
+        <w:t>python -m submission.build.verify_no_hardcoded_numbers   # perturbation check</w:t>
         <w:br/>
         <w:br/>
         <w:t># Re-measuring the four arms needs a model that can run all of them.</w:t>
@@ -12410,7 +12410,7 @@
               <w:rPr>
                 <w:sz w:val="19"/>
               </w:rPr>
-              <w:t>report</w:t>
+              <w:t>Total</w:t>
             </w:r>
           </w:p>
         </w:tc>
@@ -12427,7 +12427,7 @@
               <w:rPr>
                 <w:sz w:val="19"/>
               </w:rPr>
-              <w:t>20</w:t>
+              <w:t>63</w:t>
             </w:r>
           </w:p>
         </w:tc>
@@ -12444,77 +12444,7 @@
               <w:rPr>
                 <w:sz w:val="19"/>
               </w:rPr>
-              <w:t>7,741</w:t>
-            </w:r>
-          </w:p>
-        </w:tc>
-        <w:tc>
-          <w:tcPr>
-            <w:tcW w:type="dxa" w:w="4896"/>
-          </w:tcPr>
-          <w:p>
-            <w:pPr>
-              <w:spacing w:line="240" w:lineRule="auto"/>
-            </w:pPr>
-            <w:r/>
-            <w:r>
-              <w:rPr>
-                <w:sz w:val="19"/>
-              </w:rPr>
-              <w:t>report and figure generators</w:t>
-            </w:r>
-          </w:p>
-        </w:tc>
-      </w:tr>
-      <w:tr>
-        <w:tc>
-          <w:tcPr>
-            <w:tcW w:type="dxa" w:w="1872"/>
-          </w:tcPr>
-          <w:p>
-            <w:pPr>
-              <w:spacing w:line="240" w:lineRule="auto"/>
-            </w:pPr>
-            <w:r/>
-            <w:r>
-              <w:rPr>
-                <w:sz w:val="19"/>
-              </w:rPr>
-              <w:t>Total</w:t>
-            </w:r>
-          </w:p>
-        </w:tc>
-        <w:tc>
-          <w:tcPr>
-            <w:tcW w:type="dxa" w:w="1008"/>
-          </w:tcPr>
-          <w:p>
-            <w:pPr>
-              <w:spacing w:line="240" w:lineRule="auto"/>
-            </w:pPr>
-            <w:r/>
-            <w:r>
-              <w:rPr>
-                <w:sz w:val="19"/>
-              </w:rPr>
-              <w:t>83</w:t>
-            </w:r>
-          </w:p>
-        </w:tc>
-        <w:tc>
-          <w:tcPr>
-            <w:tcW w:type="dxa" w:w="1152"/>
-          </w:tcPr>
-          <w:p>
-            <w:pPr>
-              <w:spacing w:line="240" w:lineRule="auto"/>
-            </w:pPr>
-            <w:r/>
-            <w:r>
-              <w:rPr>
-                <w:sz w:val="19"/>
-              </w:rPr>
-              <w:t>23,663</w:t>
+              <w:t>15,922</w:t>
             </w:r>
           </w:p>
         </w:tc>
@@ -13172,7 +13102,7 @@
               <w:rPr>
                 <w:sz w:val="17"/>
               </w:rPr>
-              <w:t>report/build/make_*.py</w:t>
+              <w:t>submission/build/make_*.py</w:t>
             </w:r>
           </w:p>
         </w:tc>
@@ -13225,7 +13155,7 @@
               <w:rPr>
                 <w:sz w:val="17"/>
               </w:rPr>
-              <w:t>report/build/</w:t>
+              <w:t>submission/build/</w:t>
             </w:r>
           </w:p>
         </w:tc>
@@ -18325,7 +18255,7 @@
               <w:rPr>
                 <w:sz w:val="19"/>
               </w:rPr>
-              <w:t>117</w:t>
+              <w:t>118</w:t>
             </w:r>
           </w:p>
         </w:tc>

--- a/submission/CMP7200_Dissertation.docx
+++ b/submission/CMP7200_Dissertation.docx
@@ -1604,7 +1604,7 @@
         <w:jc w:val="both"/>
       </w:pPr>
       <w:r>
-        <w:t>The implementation is 15,922 lines of Python across 63 files; Appendix E maps every module to its responsibility. Two boundaries in that map were placed deliberately, and both had been violated earlier in development. Measurement is separated from the code being measured, because an early version incremented a counter inside the arm it was measuring and produced a figure that counted tasks rather than requests. Evaluation code is kept out of the shipped path, because the distillation helpers written for the tuned arm are meaningful only as an experimental treatment and would have become production behaviour had they been placed in the tool layer.</w:t>
+        <w:t>The implementation is 15,925 lines of Python across 63 files; Appendix E maps every module to its responsibility. Two boundaries in that map were placed deliberately, and both had been violated earlier in development. Measurement is separated from the code being measured, because an early version incremented a counter inside the arm it was measuring and produced a figure that counted tasks rather than requests. Evaluation code is kept out of the shipped path, because the distillation helpers written for the tuned arm are meaningful only as an experimental treatment and would have become production behaviour had they been placed in the tool layer.</w:t>
       </w:r>
     </w:p>
     <w:p>
@@ -2637,7 +2637,7 @@
         <w:jc w:val="both"/>
       </w:pPr>
       <w:r>
-        <w:t>The system is 15,922 lines of Python across 63 files, developed over 118 commits, and Appendix E breaks it down by area. It was built in the order the layers depend on each other: the tool server first, because nothing can be retrieved without it; then the message layer, the agents and the interfaces; and last, later than it should have been, the measurement infrastructure. That ordering is the root of the first failure below, and Section 7.6 argues it should have been reversed.</w:t>
+        <w:t>The system is 15,925 lines of Python across 63 files, developed over 119 commits, and Appendix E breaks it down by area. It was built in the order the layers depend on each other: the tool server first, because nothing can be retrieved without it; then the message layer, the agents and the interfaces; and last, later than it should have been, the measurement infrastructure. That ordering is the root of the first failure below, and Section 7.6 argues it should have been reversed.</w:t>
       </w:r>
     </w:p>
     <w:p>
@@ -5253,12 +5253,12 @@
         <w:br/>
         <w:t>python -m pytest -q                     # the test suite</w:t>
         <w:br/>
-        <w:t>python -m evaluation.exp_protocol       # protocol conformance      (free)</w:t>
+        <w:t>python -m trip_planner.evaluation.exp_protocol       # protocol conformance      (free)</w:t>
         <w:br/>
-        <w:t>python -m evaluation.exp_budget_gate    # budget gate, 20 scenarios (free)</w:t>
+        <w:t>python -m trip_planner.evaluation.exp_budget_gate    # budget gate, 20 scenarios (free)</w:t>
         <w:br/>
         <w:br/>
-        <w:t>python demos/compare_all_approaches.py  # all four, from the recordings</w:t>
+        <w:t>python trip_planner/demos/compare_all_approaches.py  # all four, from the recordings</w:t>
         <w:br/>
         <w:br/>
         <w:t>python submission/build/make_diagrams.py    # 8 diagrams, 300 dpi, validated</w:t>
@@ -5278,7 +5278,7 @@
         <w:br/>
         <w:t>set TRIP_PLANNER_MAX_LIVE_CALLS=0</w:t>
         <w:br/>
-        <w:t>python -m evaluation.run_comparison SC-01 --force --repeats 5</w:t>
+        <w:t>python -m trip_planner.evaluation.run_comparison SC-01 --force --repeats 5</w:t>
         <w:br/>
       </w:r>
     </w:p>
@@ -12147,7 +12147,7 @@
               <w:rPr>
                 <w:sz w:val="19"/>
               </w:rPr>
-              <w:t>27</w:t>
+              <w:t>63</w:t>
             </w:r>
           </w:p>
         </w:tc>
@@ -12164,7 +12164,7 @@
               <w:rPr>
                 <w:sz w:val="19"/>
               </w:rPr>
-              <w:t>8,159</w:t>
+              <w:t>15,925</w:t>
             </w:r>
           </w:p>
         </w:tc>
@@ -12200,7 +12200,7 @@
               <w:rPr>
                 <w:sz w:val="19"/>
               </w:rPr>
-              <w:t>evaluation</w:t>
+              <w:t>Total</w:t>
             </w:r>
           </w:p>
         </w:tc>
@@ -12217,7 +12217,7 @@
               <w:rPr>
                 <w:sz w:val="19"/>
               </w:rPr>
-              <w:t>14</w:t>
+              <w:t>63</w:t>
             </w:r>
           </w:p>
         </w:tc>
@@ -12234,217 +12234,7 @@
               <w:rPr>
                 <w:sz w:val="19"/>
               </w:rPr>
-              <w:t>2,937</w:t>
-            </w:r>
-          </w:p>
-        </w:tc>
-        <w:tc>
-          <w:tcPr>
-            <w:tcW w:type="dxa" w:w="4896"/>
-          </w:tcPr>
-          <w:p>
-            <w:pPr>
-              <w:spacing w:line="240" w:lineRule="auto"/>
-            </w:pPr>
-            <w:r/>
-            <w:r>
-              <w:rPr>
-                <w:sz w:val="19"/>
-              </w:rPr>
-              <w:t>the four architectures and the experiments</w:t>
-            </w:r>
-          </w:p>
-        </w:tc>
-      </w:tr>
-      <w:tr>
-        <w:tc>
-          <w:tcPr>
-            <w:tcW w:type="dxa" w:w="1872"/>
-          </w:tcPr>
-          <w:p>
-            <w:pPr>
-              <w:spacing w:line="240" w:lineRule="auto"/>
-            </w:pPr>
-            <w:r/>
-            <w:r>
-              <w:rPr>
-                <w:sz w:val="19"/>
-              </w:rPr>
-              <w:t>demos</w:t>
-            </w:r>
-          </w:p>
-        </w:tc>
-        <w:tc>
-          <w:tcPr>
-            <w:tcW w:type="dxa" w:w="1008"/>
-          </w:tcPr>
-          <w:p>
-            <w:pPr>
-              <w:spacing w:line="240" w:lineRule="auto"/>
-            </w:pPr>
-            <w:r/>
-            <w:r>
-              <w:rPr>
-                <w:sz w:val="19"/>
-              </w:rPr>
-              <w:t>8</w:t>
-            </w:r>
-          </w:p>
-        </w:tc>
-        <w:tc>
-          <w:tcPr>
-            <w:tcW w:type="dxa" w:w="1152"/>
-          </w:tcPr>
-          <w:p>
-            <w:pPr>
-              <w:spacing w:line="240" w:lineRule="auto"/>
-            </w:pPr>
-            <w:r/>
-            <w:r>
-              <w:rPr>
-                <w:sz w:val="19"/>
-              </w:rPr>
-              <w:t>896</w:t>
-            </w:r>
-          </w:p>
-        </w:tc>
-        <w:tc>
-          <w:tcPr>
-            <w:tcW w:type="dxa" w:w="4896"/>
-          </w:tcPr>
-          <w:p>
-            <w:pPr>
-              <w:spacing w:line="240" w:lineRule="auto"/>
-            </w:pPr>
-            <w:r/>
-            <w:r>
-              <w:rPr>
-                <w:sz w:val="19"/>
-              </w:rPr>
-              <w:t>demonstration scripts</w:t>
-            </w:r>
-          </w:p>
-        </w:tc>
-      </w:tr>
-      <w:tr>
-        <w:tc>
-          <w:tcPr>
-            <w:tcW w:type="dxa" w:w="1872"/>
-          </w:tcPr>
-          <w:p>
-            <w:pPr>
-              <w:spacing w:line="240" w:lineRule="auto"/>
-            </w:pPr>
-            <w:r/>
-            <w:r>
-              <w:rPr>
-                <w:sz w:val="19"/>
-              </w:rPr>
-              <w:t>testing</w:t>
-            </w:r>
-          </w:p>
-        </w:tc>
-        <w:tc>
-          <w:tcPr>
-            <w:tcW w:type="dxa" w:w="1008"/>
-          </w:tcPr>
-          <w:p>
-            <w:pPr>
-              <w:spacing w:line="240" w:lineRule="auto"/>
-            </w:pPr>
-            <w:r/>
-            <w:r>
-              <w:rPr>
-                <w:sz w:val="19"/>
-              </w:rPr>
-              <w:t>14</w:t>
-            </w:r>
-          </w:p>
-        </w:tc>
-        <w:tc>
-          <w:tcPr>
-            <w:tcW w:type="dxa" w:w="1152"/>
-          </w:tcPr>
-          <w:p>
-            <w:pPr>
-              <w:spacing w:line="240" w:lineRule="auto"/>
-            </w:pPr>
-            <w:r/>
-            <w:r>
-              <w:rPr>
-                <w:sz w:val="19"/>
-              </w:rPr>
-              <w:t>3,930</w:t>
-            </w:r>
-          </w:p>
-        </w:tc>
-        <w:tc>
-          <w:tcPr>
-            <w:tcW w:type="dxa" w:w="4896"/>
-          </w:tcPr>
-          <w:p>
-            <w:pPr>
-              <w:spacing w:line="240" w:lineRule="auto"/>
-            </w:pPr>
-            <w:r/>
-            <w:r>
-              <w:rPr>
-                <w:sz w:val="19"/>
-              </w:rPr>
-              <w:t>test suite</w:t>
-            </w:r>
-          </w:p>
-        </w:tc>
-      </w:tr>
-      <w:tr>
-        <w:tc>
-          <w:tcPr>
-            <w:tcW w:type="dxa" w:w="1872"/>
-          </w:tcPr>
-          <w:p>
-            <w:pPr>
-              <w:spacing w:line="240" w:lineRule="auto"/>
-            </w:pPr>
-            <w:r/>
-            <w:r>
-              <w:rPr>
-                <w:sz w:val="19"/>
-              </w:rPr>
-              <w:t>Total</w:t>
-            </w:r>
-          </w:p>
-        </w:tc>
-        <w:tc>
-          <w:tcPr>
-            <w:tcW w:type="dxa" w:w="1008"/>
-          </w:tcPr>
-          <w:p>
-            <w:pPr>
-              <w:spacing w:line="240" w:lineRule="auto"/>
-            </w:pPr>
-            <w:r/>
-            <w:r>
-              <w:rPr>
-                <w:sz w:val="19"/>
-              </w:rPr>
-              <w:t>63</w:t>
-            </w:r>
-          </w:p>
-        </w:tc>
-        <w:tc>
-          <w:tcPr>
-            <w:tcW w:type="dxa" w:w="1152"/>
-          </w:tcPr>
-          <w:p>
-            <w:pPr>
-              <w:spacing w:line="240" w:lineRule="auto"/>
-            </w:pPr>
-            <w:r/>
-            <w:r>
-              <w:rPr>
-                <w:sz w:val="19"/>
-              </w:rPr>
-              <w:t>15,922</w:t>
+              <w:t>15,925</w:t>
             </w:r>
           </w:p>
         </w:tc>
@@ -13049,7 +12839,7 @@
               <w:rPr>
                 <w:sz w:val="17"/>
               </w:rPr>
-              <w:t>evaluation/</w:t>
+              <w:t>trip_planner/evaluation/</w:t>
             </w:r>
           </w:p>
         </w:tc>
@@ -18255,7 +18045,7 @@
               <w:rPr>
                 <w:sz w:val="19"/>
               </w:rPr>
-              <w:t>118</w:t>
+              <w:t>119</w:t>
             </w:r>
           </w:p>
         </w:tc>

--- a/submission/CMP7200_Dissertation.docx
+++ b/submission/CMP7200_Dissertation.docx
@@ -1604,7 +1604,7 @@
         <w:jc w:val="both"/>
       </w:pPr>
       <w:r>
-        <w:t>The implementation is 15,925 lines of Python across 63 files; Appendix E maps every module to its responsibility. Two boundaries in that map were placed deliberately, and both had been violated earlier in development. Measurement is separated from the code being measured, because an early version incremented a counter inside the arm it was measuring and produced a figure that counted tasks rather than requests. Evaluation code is kept out of the shipped path, because the distillation helpers written for the tuned arm are meaningful only as an experimental treatment and would have become production behaviour had they been placed in the tool layer.</w:t>
+        <w:t>The implementation is 15,929 lines of Python across 63 files; Appendix E maps every module to its responsibility. Two boundaries in that map were placed deliberately, and both had been violated earlier in development. Measurement is separated from the code being measured, because an early version incremented a counter inside the arm it was measuring and produced a figure that counted tasks rather than requests. Evaluation code is kept out of the shipped path, because the distillation helpers written for the tuned arm are meaningful only as an experimental treatment and would have become production behaviour had they been placed in the tool layer.</w:t>
       </w:r>
     </w:p>
     <w:p>
@@ -2637,7 +2637,7 @@
         <w:jc w:val="both"/>
       </w:pPr>
       <w:r>
-        <w:t>The system is 15,925 lines of Python across 63 files, developed over 119 commits, and Appendix E breaks it down by area. It was built in the order the layers depend on each other: the tool server first, because nothing can be retrieved without it; then the message layer, the agents and the interfaces; and last, later than it should have been, the measurement infrastructure. That ordering is the root of the first failure below, and Section 7.6 argues it should have been reversed.</w:t>
+        <w:t>The system is 15,929 lines of Python across 63 files, developed over 123 commits, and Appendix E breaks it down by area. It was built in the order the layers depend on each other: the tool server first, because nothing can be retrieved without it; then the message layer, the agents and the interfaces; and last, later than it should have been, the measurement infrastructure. That ordering is the root of the first failure below, and Section 7.6 argues it should have been reversed.</w:t>
       </w:r>
     </w:p>
     <w:p>
@@ -3982,7 +3982,7 @@
         <w:jc w:val="both"/>
       </w:pPr>
       <w:r>
-        <w:t>The cause is measurable rather than a matter of opinion, and it is the most useful result in this chapter. The gate's cost model rests on anchor values for the cheapest realistically bookable fare in each distance band. For the one route where real fares are recorded — Lahore to Istanbul, with 18 fares in the response cache — the model's anchor is $350 while the cheapest fare the API actually returned was $734 and the median was $1,053. The anchor is 52% below the cheapest real fare.</w:t>
+        <w:t>The cause is measurable rather than a matter of opinion, and it is the most useful result in this chapter. The gate's cost model rests on anchor values for the cheapest realistically bookable fare in each distance band. For the one route where real fares are recorded — Lahore to Istanbul, with 129 fares in the response cache — the model's anchor is $350 while the cheapest fare the API actually returned was $734 and the median was $1,435. The anchor is 52% below the cheapest real fare.</w:t>
       </w:r>
     </w:p>
     <w:p>
@@ -12164,7 +12164,7 @@
               <w:rPr>
                 <w:sz w:val="19"/>
               </w:rPr>
-              <w:t>15,925</w:t>
+              <w:t>15,929</w:t>
             </w:r>
           </w:p>
         </w:tc>
@@ -12234,7 +12234,7 @@
               <w:rPr>
                 <w:sz w:val="19"/>
               </w:rPr>
-              <w:t>15,925</w:t>
+              <w:t>15,929</w:t>
             </w:r>
           </w:p>
         </w:tc>
@@ -18045,7 +18045,7 @@
               <w:rPr>
                 <w:sz w:val="19"/>
               </w:rPr>
-              <w:t>119</w:t>
+              <w:t>123</w:t>
             </w:r>
           </w:p>
         </w:tc>

--- a/submission/CMP7200_Dissertation.docx
+++ b/submission/CMP7200_Dissertation.docx
@@ -1604,7 +1604,7 @@
         <w:jc w:val="both"/>
       </w:pPr>
       <w:r>
-        <w:t>The implementation is 15,929 lines of Python across 63 files; Appendix E maps every module to its responsibility. Two boundaries in that map were placed deliberately, and both had been violated earlier in development. Measurement is separated from the code being measured, because an early version incremented a counter inside the arm it was measuring and produced a figure that counted tasks rather than requests. Evaluation code is kept out of the shipped path, because the distillation helpers written for the tuned arm are meaningful only as an experimental treatment and would have become production behaviour had they been placed in the tool layer.</w:t>
+        <w:t>The implementation is 15,928 lines of Python across 63 files; Appendix E maps every module to its responsibility. Two boundaries in that map were placed deliberately, and both had been violated earlier in development. Measurement is separated from the code being measured, because an early version incremented a counter inside the arm it was measuring and produced a figure that counted tasks rather than requests. Evaluation code is kept out of the shipped path, because the distillation helpers written for the tuned arm are meaningful only as an experimental treatment and would have become production behaviour had they been placed in the tool layer.</w:t>
       </w:r>
     </w:p>
     <w:p>
@@ -2637,7 +2637,7 @@
         <w:jc w:val="both"/>
       </w:pPr>
       <w:r>
-        <w:t>The system is 15,929 lines of Python across 63 files, developed over 123 commits, and Appendix E breaks it down by area. It was built in the order the layers depend on each other: the tool server first, because nothing can be retrieved without it; then the message layer, the agents and the interfaces; and last, later than it should have been, the measurement infrastructure. That ordering is the root of the first failure below, and Section 7.6 argues it should have been reversed.</w:t>
+        <w:t>The system is 15,928 lines of Python across 63 files, developed over 124 commits, and Appendix E breaks it down by area. It was built in the order the layers depend on each other: the tool server first, because nothing can be retrieved without it; then the message layer, the agents and the interfaces; and last, later than it should have been, the measurement infrastructure. That ordering is the root of the first failure below, and Section 7.6 argues it should have been reversed.</w:t>
       </w:r>
     </w:p>
     <w:p>
@@ -12164,7 +12164,7 @@
               <w:rPr>
                 <w:sz w:val="19"/>
               </w:rPr>
-              <w:t>15,929</w:t>
+              <w:t>15,928</w:t>
             </w:r>
           </w:p>
         </w:tc>
@@ -12234,7 +12234,7 @@
               <w:rPr>
                 <w:sz w:val="19"/>
               </w:rPr>
-              <w:t>15,929</w:t>
+              <w:t>15,928</w:t>
             </w:r>
           </w:p>
         </w:tc>
@@ -18045,7 +18045,7 @@
               <w:rPr>
                 <w:sz w:val="19"/>
               </w:rPr>
-              <w:t>123</w:t>
+              <w:t>124</w:t>
             </w:r>
           </w:p>
         </w:tc>

--- a/submission/CMP7200_Dissertation.docx
+++ b/submission/CMP7200_Dissertation.docx
@@ -2637,7 +2637,7 @@
         <w:jc w:val="both"/>
       </w:pPr>
       <w:r>
-        <w:t>The system is 15,928 lines of Python across 63 files, developed over 124 commits, and Appendix E breaks it down by area. It was built in the order the layers depend on each other: the tool server first, because nothing can be retrieved without it; then the message layer, the agents and the interfaces; and last, later than it should have been, the measurement infrastructure. That ordering is the root of the first failure below, and Section 7.6 argues it should have been reversed.</w:t>
+        <w:t>The system is 15,928 lines of Python across 63 files, developed over 125 commits, and Appendix E breaks it down by area. It was built in the order the layers depend on each other: the tool server first, because nothing can be retrieved without it; then the message layer, the agents and the interfaces; and last, later than it should have been, the measurement infrastructure. That ordering is the root of the first failure below, and Section 7.6 argues it should have been reversed.</w:t>
       </w:r>
     </w:p>
     <w:p>
@@ -18045,7 +18045,7 @@
               <w:rPr>
                 <w:sz w:val="19"/>
               </w:rPr>
-              <w:t>124</w:t>
+              <w:t>125</w:t>
             </w:r>
           </w:p>
         </w:tc>

--- a/submission/CMP7200_Dissertation.docx
+++ b/submission/CMP7200_Dissertation.docx
@@ -2637,7 +2637,7 @@
         <w:jc w:val="both"/>
       </w:pPr>
       <w:r>
-        <w:t>The system is 15,928 lines of Python across 63 files, developed over 125 commits, and Appendix E breaks it down by area. It was built in the order the layers depend on each other: the tool server first, because nothing can be retrieved without it; then the message layer, the agents and the interfaces; and last, later than it should have been, the measurement infrastructure. That ordering is the root of the first failure below, and Section 7.6 argues it should have been reversed.</w:t>
+        <w:t>The system is 15,928 lines of Python across 63 files, developed over 126 commits, and Appendix E breaks it down by area. It was built in the order the layers depend on each other: the tool server first, because nothing can be retrieved without it; then the message layer, the agents and the interfaces; and last, later than it should have been, the measurement infrastructure. That ordering is the root of the first failure below, and Section 7.6 argues it should have been reversed.</w:t>
       </w:r>
     </w:p>
     <w:p>
@@ -18045,7 +18045,7 @@
               <w:rPr>
                 <w:sz w:val="19"/>
               </w:rPr>
-              <w:t>125</w:t>
+              <w:t>126</w:t>
             </w:r>
           </w:p>
         </w:tc>

--- a/submission/CMP7200_Dissertation.docx
+++ b/submission/CMP7200_Dissertation.docx
@@ -1604,7 +1604,7 @@
         <w:jc w:val="both"/>
       </w:pPr>
       <w:r>
-        <w:t>The implementation is 15,928 lines of Python across 63 files; Appendix E maps every module to its responsibility. Two boundaries in that map were placed deliberately, and both had been violated earlier in development. Measurement is separated from the code being measured, because an early version incremented a counter inside the arm it was measuring and produced a figure that counted tasks rather than requests. Evaluation code is kept out of the shipped path, because the distillation helpers written for the tuned arm are meaningful only as an experimental treatment and would have become production behaviour had they been placed in the tool layer.</w:t>
+        <w:t>The implementation is 16,169 lines of Python across 63 files; Appendix E maps every module to its responsibility. Two boundaries in that map were placed deliberately, and both had been violated earlier in development. Measurement is separated from the code being measured, because an early version incremented a counter inside the arm it was measuring and produced a figure that counted tasks rather than requests. Evaluation code is kept out of the shipped path, because the distillation helpers written for the tuned arm are meaningful only as an experimental treatment and would have become production behaviour had they been placed in the tool layer.</w:t>
       </w:r>
     </w:p>
     <w:p>
@@ -2637,7 +2637,7 @@
         <w:jc w:val="both"/>
       </w:pPr>
       <w:r>
-        <w:t>The system is 15,928 lines of Python across 63 files, developed over 126 commits, and Appendix E breaks it down by area. It was built in the order the layers depend on each other: the tool server first, because nothing can be retrieved without it; then the message layer, the agents and the interfaces; and last, later than it should have been, the measurement infrastructure. That ordering is the root of the first failure below, and Section 7.6 argues it should have been reversed.</w:t>
+        <w:t>The system is 16,169 lines of Python across 63 files, developed over 132 commits, and Appendix E breaks it down by area. It was built in the order the layers depend on each other: the tool server first, because nothing can be retrieved without it; then the message layer, the agents and the interfaces; and last, later than it should have been, the measurement infrastructure. That ordering is the root of the first failure below, and Section 7.6 argues it should have been reversed.</w:t>
       </w:r>
     </w:p>
     <w:p>
@@ -2890,7 +2890,7 @@
         <w:jc w:val="both"/>
       </w:pPr>
       <w:r>
-        <w:t>The suite contains 393 tests and they pass. What they cover is narrower than that number suggests, which bears on how much weight it can carry as evidence.</w:t>
+        <w:t>The suite contains 403 tests and they pass. What they cover is narrower than that number suggests, which bears on how much weight it can carry as evidence.</w:t>
       </w:r>
     </w:p>
     <w:p>
@@ -4739,7 +4739,7 @@
         <w:jc w:val="both"/>
       </w:pPr>
       <w:r>
-        <w:t>The second mistake was treating a passing test suite as evidence about the system. 393 tests pass, and they pass on the parts that were easy to test: pure functions with no network and no model. The parts carrying the research claim had no tests, and the defects were exactly where the tests were not. Writing the conformance audit took an afternoon and found six. Coverage should have been chosen by what a defect would cost, not by what was convenient to write.</w:t>
+        <w:t>The second mistake was treating a passing test suite as evidence about the system. 403 tests pass, and they pass on the parts that were easy to test: pure functions with no network and no model. The parts carrying the research claim had no tests, and the defects were exactly where the tests were not. Writing the conformance audit took an afternoon and found six. Coverage should have been chosen by what a defect would cost, not by what was convenient to write.</w:t>
       </w:r>
     </w:p>
     <w:p>
@@ -4911,7 +4911,7 @@
         <w:jc w:val="both"/>
       </w:pPr>
       <w:r>
-        <w:t>The result this project set out to demonstrate turned out to be smaller than expected, and the results it did not set out to find turned out to be the useful ones. A fair baseline removed most of the advantage the pivot was supposed to show. An afternoon's worth of conformance checking found 6 defects in a system whose 393 passing tests had said nothing about any of them. Both outcomes came from the same decision, which was to measure the artefact rather than describe it, and to report what the measurement said.</w:t>
+        <w:t>The result this project set out to demonstrate turned out to be smaller than expected, and the results it did not set out to find turned out to be the useful ones. A fair baseline removed most of the advantage the pivot was supposed to show. An afternoon's worth of conformance checking found 6 defects in a system whose 403 passing tests had said nothing about any of them. Both outcomes came from the same decision, which was to measure the artefact rather than describe it, and to report what the measurement said.</w:t>
       </w:r>
     </w:p>
     <w:p>
@@ -12164,7 +12164,7 @@
               <w:rPr>
                 <w:sz w:val="19"/>
               </w:rPr>
-              <w:t>15,928</w:t>
+              <w:t>16,169</w:t>
             </w:r>
           </w:p>
         </w:tc>
@@ -12234,7 +12234,7 @@
               <w:rPr>
                 <w:sz w:val="19"/>
               </w:rPr>
-              <w:t>15,928</w:t>
+              <w:t>16,169</w:t>
             </w:r>
           </w:p>
         </w:tc>
@@ -12992,7 +12992,7 @@
         <w:jc w:val="both"/>
       </w:pPr>
       <w:r>
-        <w:t>The suite collects 393 tests. Section 5.7 sets out what they cover and, more importantly, what they do not: the message layer, the tool server, the record-and-replay cache and the metric collector have no unit tests, and are covered instead by the conformance experiment in Appendix B.</w:t>
+        <w:t>The suite collects 403 tests. Section 5.7 sets out what they cover and, more importantly, what they do not: the message layer, the tool server, the record-and-replay cache and the metric collector have no unit tests, and are covered instead by the conformance experiment in Appendix B.</w:t>
       </w:r>
     </w:p>
     <w:p>
@@ -18045,7 +18045,7 @@
               <w:rPr>
                 <w:sz w:val="19"/>
               </w:rPr>
-              <w:t>126</w:t>
+              <w:t>132</w:t>
             </w:r>
           </w:p>
         </w:tc>
@@ -18117,7 +18117,7 @@
               <w:rPr>
                 <w:sz w:val="19"/>
               </w:rPr>
-              <w:t>2026-08-25</w:t>
+              <w:t>2026-08-27</w:t>
             </w:r>
           </w:p>
         </w:tc>

--- a/submission/CMP7200_Dissertation.docx
+++ b/submission/CMP7200_Dissertation.docx
@@ -2637,7 +2637,7 @@
         <w:jc w:val="both"/>
       </w:pPr>
       <w:r>
-        <w:t>The system is 16,169 lines of Python across 63 files, developed over 132 commits, and Appendix E breaks it down by area. It was built in the order the layers depend on each other: the tool server first, because nothing can be retrieved without it; then the message layer, the agents and the interfaces; and last, later than it should have been, the measurement infrastructure. That ordering is the root of the first failure below, and Section 7.6 argues it should have been reversed.</w:t>
+        <w:t>The system is 16,169 lines of Python across 63 files, developed over 133 commits, and Appendix E breaks it down by area. It was built in the order the layers depend on each other: the tool server first, because nothing can be retrieved without it; then the message layer, the agents and the interfaces; and last, later than it should have been, the measurement infrastructure. That ordering is the root of the first failure below, and Section 7.6 argues it should have been reversed.</w:t>
       </w:r>
     </w:p>
     <w:p>
@@ -18045,7 +18045,7 @@
               <w:rPr>
                 <w:sz w:val="19"/>
               </w:rPr>
-              <w:t>132</w:t>
+              <w:t>133</w:t>
             </w:r>
           </w:p>
         </w:tc>
@@ -18117,7 +18117,7 @@
               <w:rPr>
                 <w:sz w:val="19"/>
               </w:rPr>
-              <w:t>2026-08-27</w:t>
+              <w:t>2026-08-28</w:t>
             </w:r>
           </w:p>
         </w:tc>

--- a/submission/CMP7200_Dissertation.docx
+++ b/submission/CMP7200_Dissertation.docx
@@ -2637,7 +2637,7 @@
         <w:jc w:val="both"/>
       </w:pPr>
       <w:r>
-        <w:t>The system is 16,169 lines of Python across 63 files, developed over 133 commits, and Appendix E breaks it down by area. It was built in the order the layers depend on each other: the tool server first, because nothing can be retrieved without it; then the message layer, the agents and the interfaces; and last, later than it should have been, the measurement infrastructure. That ordering is the root of the first failure below, and Section 7.6 argues it should have been reversed.</w:t>
+        <w:t>The system is 16,169 lines of Python across 63 files, developed over 134 commits, and Appendix E breaks it down by area. It was built in the order the layers depend on each other: the tool server first, because nothing can be retrieved without it; then the message layer, the agents and the interfaces; and last, later than it should have been, the measurement infrastructure. That ordering is the root of the first failure below, and Section 7.6 argues it should have been reversed.</w:t>
       </w:r>
     </w:p>
     <w:p>
@@ -18045,7 +18045,7 @@
               <w:rPr>
                 <w:sz w:val="19"/>
               </w:rPr>
-              <w:t>133</w:t>
+              <w:t>134</w:t>
             </w:r>
           </w:p>
         </w:tc>

--- a/submission/CMP7200_Dissertation.docx
+++ b/submission/CMP7200_Dissertation.docx
@@ -2637,7 +2637,7 @@
         <w:jc w:val="both"/>
       </w:pPr>
       <w:r>
-        <w:t>The system is 16,169 lines of Python across 63 files, developed over 134 commits, and Appendix E breaks it down by area. It was built in the order the layers depend on each other: the tool server first, because nothing can be retrieved without it; then the message layer, the agents and the interfaces; and last, later than it should have been, the measurement infrastructure. That ordering is the root of the first failure below, and Section 7.6 argues it should have been reversed.</w:t>
+        <w:t>The system is 16,169 lines of Python across 63 files, developed over 135 commits, and Appendix E breaks it down by area. It was built in the order the layers depend on each other: the tool server first, because nothing can be retrieved without it; then the message layer, the agents and the interfaces; and last, later than it should have been, the measurement infrastructure. That ordering is the root of the first failure below, and Section 7.6 argues it should have been reversed.</w:t>
       </w:r>
     </w:p>
     <w:p>
@@ -18045,7 +18045,7 @@
               <w:rPr>
                 <w:sz w:val="19"/>
               </w:rPr>
-              <w:t>134</w:t>
+              <w:t>135</w:t>
             </w:r>
           </w:p>
         </w:tc>

--- a/submission/CMP7200_Dissertation.docx
+++ b/submission/CMP7200_Dissertation.docx
@@ -2637,7 +2637,7 @@
         <w:jc w:val="both"/>
       </w:pPr>
       <w:r>
-        <w:t>The system is 16,169 lines of Python across 63 files, developed over 135 commits, and Appendix E breaks it down by area. It was built in the order the layers depend on each other: the tool server first, because nothing can be retrieved without it; then the message layer, the agents and the interfaces; and last, later than it should have been, the measurement infrastructure. That ordering is the root of the first failure below, and Section 7.6 argues it should have been reversed.</w:t>
+        <w:t>The system is 16,169 lines of Python across 63 files, developed over 136 commits, and Appendix E breaks it down by area. It was built in the order the layers depend on each other: the tool server first, because nothing can be retrieved without it; then the message layer, the agents and the interfaces; and last, later than it should have been, the measurement infrastructure. That ordering is the root of the first failure below, and Section 7.6 argues it should have been reversed.</w:t>
       </w:r>
     </w:p>
     <w:p>
@@ -18045,7 +18045,7 @@
               <w:rPr>
                 <w:sz w:val="19"/>
               </w:rPr>
-              <w:t>135</w:t>
+              <w:t>136</w:t>
             </w:r>
           </w:p>
         </w:tc>

--- a/submission/CMP7200_Dissertation.docx
+++ b/submission/CMP7200_Dissertation.docx
@@ -2637,7 +2637,7 @@
         <w:jc w:val="both"/>
       </w:pPr>
       <w:r>
-        <w:t>The system is 16,169 lines of Python across 63 files, developed over 136 commits, and Appendix E breaks it down by area. It was built in the order the layers depend on each other: the tool server first, because nothing can be retrieved without it; then the message layer, the agents and the interfaces; and last, later than it should have been, the measurement infrastructure. That ordering is the root of the first failure below, and Section 7.6 argues it should have been reversed.</w:t>
+        <w:t>The system is 16,169 lines of Python across 63 files, developed over 137 commits, and Appendix E breaks it down by area. It was built in the order the layers depend on each other: the tool server first, because nothing can be retrieved without it; then the message layer, the agents and the interfaces; and last, later than it should have been, the measurement infrastructure. That ordering is the root of the first failure below, and Section 7.6 argues it should have been reversed.</w:t>
       </w:r>
     </w:p>
     <w:p>
@@ -18045,7 +18045,7 @@
               <w:rPr>
                 <w:sz w:val="19"/>
               </w:rPr>
-              <w:t>136</w:t>
+              <w:t>137</w:t>
             </w:r>
           </w:p>
         </w:tc>

--- a/submission/CMP7200_Dissertation.docx
+++ b/submission/CMP7200_Dissertation.docx
@@ -2637,7 +2637,7 @@
         <w:jc w:val="both"/>
       </w:pPr>
       <w:r>
-        <w:t>The system is 16,169 lines of Python across 63 files, developed over 137 commits, and Appendix E breaks it down by area. It was built in the order the layers depend on each other: the tool server first, because nothing can be retrieved without it; then the message layer, the agents and the interfaces; and last, later than it should have been, the measurement infrastructure. That ordering is the root of the first failure below, and Section 7.6 argues it should have been reversed.</w:t>
+        <w:t>The system is 16,169 lines of Python across 63 files, developed over 138 commits, and Appendix E breaks it down by area. It was built in the order the layers depend on each other: the tool server first, because nothing can be retrieved without it; then the message layer, the agents and the interfaces; and last, later than it should have been, the measurement infrastructure. That ordering is the root of the first failure below, and Section 7.6 argues it should have been reversed.</w:t>
       </w:r>
     </w:p>
     <w:p>
@@ -18045,7 +18045,7 @@
               <w:rPr>
                 <w:sz w:val="19"/>
               </w:rPr>
-              <w:t>137</w:t>
+              <w:t>138</w:t>
             </w:r>
           </w:p>
         </w:tc>

--- a/submission/CMP7200_Dissertation.docx
+++ b/submission/CMP7200_Dissertation.docx
@@ -293,7 +293,7 @@
         <w:jc w:val="both"/>
       </w:pPr>
       <w:r>
-        <w:t>The aim of this project is to design, build and evaluate a multi-agent travel planning system that produces day-by-day itineraries grounded in live flight, hotel and venue data through a schema-validated Model Context Protocol tool layer and a typed agent-to-agent message protocol, and to measure what delegating data retrieval to a language model costs and what it contributes.</w:t>
+        <w:t>The aim is to design, build and evaluate a multi-agent travel planning system that produces day-by-day itineraries grounded in live flight, hotel and venue data, through a schema-validated Model Context Protocol tool layer and a typed agent-to-agent message protocol. It is then to measure what delegating retrieval to a language model costs and what it contributes.</w:t>
       </w:r>
     </w:p>
     <w:p>
@@ -809,7 +809,7 @@
         <w:jc w:val="both"/>
       </w:pPr>
       <w:r>
-        <w:t>Three things are offered. The first is a reproducible measurement harness: every model request is counted through provider callbacks, every HTTP response is recorded and committed, and the whole comparison replays from disk with no credentials, so the numbers here can be checked rather than trusted. The second is a comparison that includes its own fair baseline — the multi-agent arm was tuned before being used as a comparator, which weakened the headline result and is reported anyway. The third is a conformance audit of the project's own protocol layer, which found 6 defects in work this dissertation would otherwise have described as complete.</w:t>
+        <w:t>Three things are offered. The first is a reproducible measurement harness. Every model request is counted through provider callbacks and every HTTP response is recorded and committed, so the whole comparison replays from disk with no credentials and the numbers here can be checked rather than trusted. The second is a comparison that includes its own fair baseline: the multi-agent arm was tuned before being used as a comparator, which weakened the headline result and is reported anyway. The third is a conformance audit of the project's own protocol layer, which found 6 defects in work this dissertation would otherwise have described as complete.</w:t>
       </w:r>
     </w:p>
     <w:p>
@@ -849,7 +849,7 @@
         <w:jc w:val="both"/>
       </w:pPr>
       <w:r>
-        <w:t>Five bodies of work bear on the design of this system: how a single model uses tools, how multiple models are orchestrated, how tool and inter-agent interfaces are specified, how travel planning has been evaluated as a task, and how groundedness is measured. Each is examined for what it establishes and where it stops, because the gaps are what the design has to answer. The chapter closes by drawing the five together into the framework that governed the build.</w:t>
+        <w:t>Five bodies of work bear on the design of this system: how a single model uses tools, how multiple models are orchestrated, how tool and inter-agent interfaces are specified, how travel planning has been evaluated as a task, and how groundedness is measured. Each is examined for what it establishes and where it stops, because the gaps are what the design has to answer. The chapter closes by drawing them into the framework that governed the build.</w:t>
       </w:r>
     </w:p>
     <w:p>
@@ -936,7 +936,7 @@
         <w:jc w:val="both"/>
       </w:pPr>
       <w:r>
-        <w:t>Two layers need specifying in a system like this, and the literature treats them very differently. Below the agents, the Model Context Protocol standardises how a tool is described and invoked, giving each tool a JSON-RPC entry point and a declared input schema (Anthropic, 2024). The appeal is straightforward: a malformed call is rejected at the boundary rather than reaching an API as a silent error. MCP is young, however, and an early analysis of its landscape notes that the specification governs the transport and the schema declaration while leaving the correspondence between a declared schema and the code behind it entirely to the implementer (Hou et al., 2025). That is not a small gap, and Section 6.4 reports what auditing it found in this project's own server.</w:t>
+        <w:t>Two layers need specifying in a system like this, and the literature treats them very differently. Below the agents, the Model Context Protocol standardises how a tool is described and invoked, giving each tool a JSON-RPC entry point and a declared input schema (Anthropic, 2024). The appeal is straightforward: a malformed call is rejected at the boundary rather than reaching an API as a silent error. MCP is young, however. An early analysis of its landscape notes that the specification governs the transport and the schema declaration, but leaves the correspondence between a declared schema and the code behind it to the implementer (Hou et al., 2025). That is not a small gap, and Section 6.4 reports what auditing it found in this project's own server.</w:t>
       </w:r>
     </w:p>
     <w:p>
@@ -945,7 +945,7 @@
         <w:jc w:val="both"/>
       </w:pPr>
       <w:r>
-        <w:t>Above the agents there is no equivalent standard. The nearest thing is much older: the FIPA Communicative Act Library defines a typed vocabulary of speech acts for agent messaging — request, inform, agree, refuse and others — precisely so that the intent of a message is not left to interpretation (FIPA, 2002). Modern LLM frameworks largely abandoned this in favour of free text, and the observed consequence is what motivated the reintroduction of typing here. In a study of twenty-five generative agents, information transmitted between agents as natural language degraded across successive hops as each recipient paraphrased what it had received (Park et al., 2023).</w:t>
+        <w:t>Above the agents there is no equivalent standard. The nearest is much older. The FIPA Communicative Act Library defines a typed vocabulary of speech acts for agent messaging — request, inform, agree, refuse — so that the intent of a message is not left to interpretation (FIPA, 2002). Modern LLM frameworks largely abandoned this for free text, and the observed consequence is what motivated the reintroduction of typing here. In a study of twenty-five generative agents, information transmitted between agents as natural language degraded across successive hops as each recipient paraphrased what it had received (Park et al., 2023).</w:t>
       </w:r>
     </w:p>
     <w:p>
@@ -980,7 +980,7 @@
         <w:jc w:val="both"/>
       </w:pPr>
       <w:r>
-        <w:t>TravelPlanner is the reference point. It supplies 1,225 tasks with explicit budget and commonsense constraints and a sandboxed environment, and reports that the best single-agent GPT-4 configuration achieves a 0.6% final pass rate (Xie et al., 2024). The value of the benchmark is that it separates plausibility from correctness. Its limit, for a project like this one, is that its environment is a frozen snapshot: an agent that performs well on it has not demonstrated it can cope with a live API that returns a session identifier instead of results, or ignores a parameter it does not recognise. Both of those happened here, and Chapter 5 documents them.</w:t>
+        <w:t>TravelPlanner is the reference point. It supplies 1,225 tasks with explicit budget and commonsense constraints and a sandboxed environment, and reports that the best single-agent GPT-4 configuration achieves a 0.6% final pass rate (Xie et al., 2024). Its value is that it separates plausibility from correctness. Its limit, for a project like this one, is that its environment is a frozen snapshot. An agent that scores well on it has not shown it can cope with a live API that returns a session identifier instead of results, or ignores a parameter it does not recognise. Both happened here, and Chapter 5 documents them.</w:t>
       </w:r>
     </w:p>
     <w:p>
@@ -1094,7 +1094,7 @@
         <w:jc w:val="both"/>
       </w:pPr>
       <w:r>
-        <w:t>The fourth column is what distinguishes this framework from a restatement of its sources. Each response was tested, and two did not hold. The schema layer that was supposed to prevent malformed invocation contains 3 tools whose declared schemas disagree with their implementations, and the typed message layer honours its permission rules while ignoring the priority ordering it advertises — 3 of 9 conformance checks pass. Adopting a protocol is not the same as conforming to it, and the literature reviewed above offers no method for telling the difference. Section 6.4 supplies one.</w:t>
+        <w:t>The fourth column is what distinguishes this framework from a restatement of its sources. Each response was tested, and two did not hold. The schema layer meant to prevent malformed invocation contains 3 tools whose declared schemas disagree with their implementations, and the typed message layer honours its permission rules while ignoring the priority ordering it advertises: 3 of 9 conformance checks pass. Adopting a protocol is not the same as conforming to it, and the literature reviewed above offers no method for telling the difference. Section 6.4 supplies one.</w:t>
       </w:r>
     </w:p>
     <w:p>
@@ -1240,7 +1240,7 @@
         <w:jc w:val="both"/>
       </w:pPr>
       <w:r>
-        <w:t>Arm C is the methodological centre of the evaluation and it was expensive to include: building it meant implementing three commitments the proposal had made and the first implementation had not, then handing the improved version the strongest possible position before comparing against it. It also produced the result in Section 6.3, that most of the difference the project set out to demonstrate was implementation quality rather than architecture. Arm C is what makes that finding available; its absence is what would have made the headline claim indefensible under questioning.</w:t>
+        <w:t>Arm C is the methodological centre of the evaluation, and it was expensive to include. Building it meant implementing three commitments the proposal had made and the first implementation had not, then giving the improved version the strongest possible position before comparing against it. It also produced the result in Section 6.3: that most of the difference the project set out to demonstrate was implementation quality rather than architecture. Without Arm C that finding is unavailable and the headline claim is indefensible under questioning.</w:t>
       </w:r>
     </w:p>
     <w:p>
@@ -1249,7 +1249,7 @@
         <w:jc w:val="both"/>
       </w:pPr>
       <w:r>
-        <w:t>One control is imperfect. The six-agent arms instantiate five agents: the conversational agent is omitted so every arm receives one identical request string, since a multi-turn dialogue cannot be held identical across four architectures. The comparison is therefore between three agents and a five-agent ablation of the six-agent design. The omitted role is the same in both multi-agent arms and absent from the other two, so it does not bias the contrast — but the arms are named for the design they represent, and the difference should be visible.</w:t>
+        <w:t>One control is imperfect. The six-agent arms instantiate five agents: the conversational agent is omitted so every arm receives one identical request string, since a multi-turn dialogue cannot be held identical across four architectures. The comparison is therefore between three agents and a five-agent ablation of the six-agent design. The omitted role is the same in both multi-agent arms and absent from the other two, so it does not bias the contrast, but the arms are named for the design they represent and the difference should be visible.</w:t>
       </w:r>
     </w:p>
     <w:p>
@@ -1266,7 +1266,7 @@
         <w:jc w:val="both"/>
       </w:pPr>
       <w:r>
-        <w:t>20 scenarios were written before any measurement, to span the axes that change an itinerary's difficulty rather than to sample uniformly: trip length from three to fourteen nights, distance from short-haul Dubai to long-haul Tokyo, party size from solo to a family of four, destination price tier, multi-city routes, and budgets from generous down to deliberately impossible. Every arm receives the identical request string, so nothing in the comparison depends on phrasing.</w:t>
+        <w:t>20 scenarios were written before any measurement, to span the axes that change an itinerary's difficulty rather than to sample uniformly. Those axes are trip length, from three to fourteen nights; distance, from short-haul Dubai to long-haul Tokyo; party size, from solo to a family of four; destination price tier; multi-city routes; and budgets from generous down to deliberately impossible. Every arm receives the identical request string, so nothing in the comparison depends on phrasing.</w:t>
       </w:r>
     </w:p>
     <w:p>
@@ -1370,7 +1370,7 @@
         <w:jc w:val="both"/>
       </w:pPr>
       <w:r>
-        <w:t>No human participants were involved, no personal data was collected and no ethical approval was required; this was confirmed with the supervisor at the first check-in. All API use is read-only and within published free-tier terms, and no endpoint was scraped. The response cache holds third-party commercial data — hotel names, review scores, fares — locally and solely to reproduce the reported results; it contains no personal data, and request headers carrying credentials are excluded from what is written to disk.</w:t>
+        <w:t>No human participants were involved, no personal data was collected and no ethical approval was required; this was confirmed with the supervisor at the first check-in. All API use is read-only and within published free-tier terms, and no endpoint was scraped. The response cache holds third-party commercial data — hotel names, review scores, fares — solely to reproduce the reported results. It holds no personal data, and request headers carrying credentials are excluded from what is written to disk.</w:t>
       </w:r>
     </w:p>
     <w:p>
@@ -1379,7 +1379,7 @@
         <w:jc w:val="both"/>
       </w:pPr>
       <w:r>
-        <w:t>One obligation runs beyond compliance and shaped a measurement. The BCS code requires members not to misrepresent what their work can do (BCS, 2022), and a system that prints prices invites the reading that those prices are bookable. That is why groundedness is measured rather than assumed. Section 7.5 returns to the professional and legal position with the measured result in hand.</w:t>
+        <w:t>One obligation runs beyond compliance and shaped a measurement. A system that prints prices invites the reading that those prices are bookable, so groundedness is measured rather than assumed. Section 7.5 returns to the professional and legal position, and to the BCS obligation behind it (BCS, 2022), with the measured result in hand.</w:t>
       </w:r>
     </w:p>
     <w:p>
@@ -1700,7 +1700,7 @@
         <w:jc w:val="both"/>
       </w:pPr>
       <w:r>
-        <w:t>The cache position is the consequential design choice. Placing it in front of the network rather than inside each tool means every tool inherits both replay and quota protection without knowing either exists, and adding a tool cannot accidentally bypass them. The cost is that the cache key is computed from method, URL, parameters and body, so a semantically equivalent call with reordered parameters misses — acceptable here because the deterministic arm issues canonical parameters, and the reason that arm runs first.</w:t>
+        <w:t>The cache position is the consequential design choice. Placing it in front of the network rather than inside each tool means every tool inherits both replay and quota protection without knowing either exists, and adding a tool cannot accidentally bypass them. The cost is that the cache key is computed from method, URL, parameters and body, so an equivalent call with reordered parameters misses. That is acceptable here because the deterministic arm issues canonical parameters, and it is why that arm runs first.</w:t>
       </w:r>
     </w:p>
     <w:p>
@@ -1874,7 +1874,7 @@
         <w:jc w:val="both"/>
       </w:pPr>
       <w:r>
-        <w:t>The system must decide how much of a stated budget goes to flights, accommodation, food and activities. The original implementation used one fixed percentage split for every trip, which is wrong in a way that compounds: airfare is incurred per person and scales with distance, while accommodation is incurred per night and is shared between travellers. A split that suits a solo short-haul trip therefore misallocates badly for a family travelling far. The replacement derives the split from what the components of that specific trip cost, and honours an explicit split when the traveller gives one, because a user who says how to divide their money has expressed a preference and not made an error.</w:t>
+        <w:t>The system must decide how much of a stated budget goes to flights, accommodation, food and activities. The original implementation used one fixed percentage split for every trip, which is wrong in a way that compounds: airfare is incurred per person and scales with distance, while accommodation is incurred per night and is shared. A split that suits a solo short-haul trip therefore misallocates badly for a family travelling far. The replacement derives the split from what that specific trip's components cost, and honours an explicit split when the traveller gives one, because a user who says how to divide their money has expressed a preference and not made an error.</w:t>
       </w:r>
     </w:p>
     <w:p>
@@ -2637,7 +2637,7 @@
         <w:jc w:val="both"/>
       </w:pPr>
       <w:r>
-        <w:t>The system is 16,169 lines of Python across 63 files, developed over 138 commits, and Appendix E breaks it down by area. It was built in the order the layers depend on each other: the tool server first, because nothing can be retrieved without it; then the message layer, the agents and the interfaces; and last, later than it should have been, the measurement infrastructure. That ordering is the root of the first failure below, and Section 7.6 argues it should have been reversed.</w:t>
+        <w:t>The system is 16,169 lines of Python across 63 files, developed over 141 commits, and Appendix E breaks it down by area. It was built in dependency order: the tool server first, because nothing can be retrieved without it; then the message layer, the agents and the interfaces; and last, later than it should have been, the measurement infrastructure. That ordering is the root of the first failure below, and Section 7.6 argues it should have been reversed.</w:t>
       </w:r>
     </w:p>
     <w:p>
@@ -2715,7 +2715,7 @@
         <w:jc w:val="both"/>
       </w:pPr>
       <w:r>
-        <w:t>The cache holds 2 recordings made with the snake_case parameters. Both are small — 703 and 3,269 bytes — and both contain 0 itineraries. The recording made after the parameters were corrected is 80,363 bytes and contains 10. This is a class of API defect worth naming: a parameter that is rejected costs minutes, and a parameter that is silently discarded can cost weeks, because every observable signal says the call succeeded.</w:t>
+        <w:t>Appendix F tabulates the recordings on either side of the fix: the 2 made with snake_case parameters return 0 itineraries, the corrected one 10. This is a class of API defect worth naming. A parameter that is rejected costs minutes; a parameter that is silently discarded can cost weeks, because every observable signal says the call succeeded.</w:t>
       </w:r>
     </w:p>
     <w:p>
@@ -2741,7 +2741,7 @@
         <w:jc w:val="both"/>
       </w:pPr>
       <w:r>
-        <w:t>The evidence is again in the cache. The corrected search response carries 10 itineraries and a status of "incomplete"; the poll that follows it returns 2,348,924 bytes containing 173 itineraries with a status of "complete". Reading only the first response therefore discarded most of the available fares even once the parameters were right. A third defect compounded the diagnosis: the provider's console lists these paths in the singular while only the plural form resolves, so an exploratory call made from the documentation returns 404 and suggests the endpoint does not exist.</w:t>
+        <w:t>Appendix F compares the two responses: the search returns 10 itineraries, the poll that follows it 173. Reading only the first therefore discarded most of the available fares even once the parameters were right. A third defect compounded the diagnosis. The provider's console lists these paths in the singular while only the plural form resolves, so an exploratory call made from the documentation returns 404 and suggests the endpoint does not exist.</w:t>
       </w:r>
     </w:p>
     <w:p>
@@ -2873,7 +2873,7 @@
         <w:jc w:val="both"/>
       </w:pPr>
       <w:r>
-        <w:t>Both lessons were acted on together. Figure layout is now mechanical rather than estimated: text is measured with the renderer at its actual size, boxes grow to fit their measured contents, a header band is reserved so a title cannot collide with content, connectors route orthogonally, labels carry opaque backgrounds so no line strikes through them, and a validation pass raises on any overlap, any content outside the frame, and any text larger than the box around it. That validator caught a box positioned outside the canvas on its first run — something the previous character-count estimate would have exported without complaint.</w:t>
+        <w:t>Both lessons were acted on together. Figure layout is now measured rather than estimated: text is sized by the renderer itself, boxes grow to fit it, and a validation pass raises on any overlap, any content outside the frame, and any text larger than the box around it. That validator caught a box positioned outside the canvas on its first run — something the previous character-count estimate would have exported without complaint.</w:t>
       </w:r>
     </w:p>
     <w:p>
@@ -2899,7 +2899,7 @@
         <w:jc w:val="both"/>
       </w:pPr>
       <w:r>
-        <w:t>Appendix H tabulates coverage by area. The pattern is that the budget allocation, cost estimation and validation modules are tested thoroughly because they are pure functions needing no network and no model, while the message layer, the tool server, the record-and-replay cache and the metric collector have no unit tests at all. The four arms have none either, because each run costs model quota. Coverage followed what was cheap to test rather than what a defect would cost, and Section 6.4 reports where the defects turned out to be.</w:t>
+        <w:t>Appendix H tabulates coverage by area. The budget allocation, cost estimation and validation modules are tested thoroughly, because they are pure functions needing no network and no model. The message layer, the tool server, the record-and-replay cache and the metric collector have no unit tests at all, and the four arms have none either, because each run costs model quota. Coverage followed what was cheap to test rather than what a defect would cost, and Section 6.4 reports where the defects turned out to be.</w:t>
       </w:r>
     </w:p>
     <w:p>
@@ -2926,7 +2926,7 @@
         <w:jc w:val="both"/>
       </w:pPr>
       <w:r>
-        <w:t>This one was fixed rather than recorded, because the remedy is confined and verifiable. The evaluator now lives in one module, the tool delegates to it, exponentiation is bounded before evaluation rather than after, and the tests import the shipped code — one of them asserting that the server's tool is that code and not a copy, so the two cannot drift again. The measurements in Chapter 6 predate the change and are unaffected: the fix alters which expressions are refused, not the value returned for any well-formed one.</w:t>
+        <w:t>This one was fixed rather than recorded, because the remedy is confined and verifiable. The evaluator now lives in one module and the tool delegates to it, exponentiation is bounded before evaluation rather than after, and the tests import the shipped code. One test asserts that the server's tool is that code and not a copy, so the two cannot drift again. The measurements in Chapter 6 predate the change and are unaffected: the fix alters which expressions are refused, not the value returned for any well-formed one.</w:t>
       </w:r>
     </w:p>
     <w:p>
@@ -2966,7 +2966,7 @@
         <w:jc w:val="both"/>
       </w:pPr>
       <w:r>
-        <w:t>E1's sample is uneven in a way that must be stated before its numbers are read. Every architecture was run 5 times, so every figure carries a standard deviation and a 95% interval — but those repeats sit on 1 of 20 designed scenarios, because repeats replay recorded responses free while each new scenario costs about four of the eighty API requests a month allows. Differences between architectures on this trip can therefore be judged against their own noise; generalisation to other trips cannot, and this remains a single-case study in the sense used in empirical software engineering (Runeson and Host, 2009; Wohlin et al., 2012).</w:t>
+        <w:t>E1's sample is uneven in a way that must be stated before its numbers are read. Every architecture was run 5 times, so every figure carries a standard deviation and a 95% interval. Those repeats sit on 1 of 20 designed scenarios, because repeats replay recorded responses free while each new scenario costs about four of the eighty API requests a month allows. Differences between architectures on this trip can therefore be judged against their own noise; generalisation to other trips cannot, and this remains a single-case study in the sense used in empirical software engineering (Runeson and Host, 2009; Wohlin et al., 2012).</w:t>
       </w:r>
     </w:p>
     <w:p>
@@ -3788,7 +3788,7 @@
         <w:jc w:val="both"/>
       </w:pPr>
       <w:r>
-        <w:t>E3 is the result that most constrains what this dissertation can claim. Tuning the six-agent arm — one narrow tool per specialist instead of up to eight, an iteration ceiling of three instead of up to fifteen, distilled tool results, shorter role descriptions, and the three specialists run concurrently — reduced its tokens by 88.8%, its cost by 83.2% and its request count by 53.4%, with the same architecture and the same retrieved data. Prompt tokens fell from 89,100 to 6,461.</w:t>
+        <w:t>E3 is the result that most constrains what this dissertation can claim. The six-agent arm was tuned in five ways: one narrow tool per specialist instead of up to eight, an iteration ceiling of three instead of fifteen, distilled tool results, shorter role descriptions, and the three specialists run concurrently. With the same architecture and the same retrieved data, that reduced its tokens by 88.8%, its cost by 83.2% and its request count by 53.4%. Prompt tokens fell from 89,100 to 6,461.</w:t>
       </w:r>
     </w:p>
     <w:p>
@@ -4000,7 +4000,7 @@
         <w:jc w:val="both"/>
       </w:pPr>
       <w:r>
-        <w:t>The obvious response is to raise the anchor, and it has deliberately not been done. One route cannot calibrate three distance bands. Correcting the medium-haul constant against the single route for which fares are recorded would be tuning a model on its only validation point, leaving the short-haul and long-haul constants as unvalidated as before while making the whole model appear checked.</w:t>
+        <w:t>The obvious response is to raise the anchor, and it has deliberately not been done. One route cannot calibrate three distance bands. Correcting the medium-haul constant against the only route with recorded fares would be tuning a model on its single validation point: the short-haul and long-haul constants would stay as unvalidated as before, while the whole model appeared checked.</w:t>
       </w:r>
     </w:p>
     <w:p>
@@ -4105,7 +4105,7 @@
         <w:jc w:val="both"/>
       </w:pPr>
       <w:r>
-        <w:t>One threat stopped being hypothetical, and handling it produced the repeats this chapter relies on. The model the first round of measurements used was withdrawn from new API keys, and its replacement refuses any request whose message list ends with a model turn — precisely how the agent framework's reasoning loop prompts. The three-agent arm was unaffected, having no such loop; the six-agent arms could not run at all. A compatibility layer now adjusts only requests that would otherwise be rejected, passes the rest through untouched, and counts what it changed. Two consequences: these figures are not comparable with the earlier round because the model differs, and an architecture evaluated against someone else's hosted model inherits that model's lifetime — a stronger argument for the recorded response cache than the one originally made for it.</w:t>
+        <w:t>One threat stopped being hypothetical, and handling it produced the repeats this chapter relies on. The model the first round of measurements used was withdrawn from new API keys, and its replacement refuses any request whose message list ends with a model turn — precisely how the agent framework's reasoning loop prompts. The three-agent arm was unaffected, having no such loop; the six-agent arms could not run at all. A compatibility layer now adjusts only requests that would otherwise be rejected, passes the rest through untouched, and counts what it changed. These figures are therefore not comparable with the earlier round, and an architecture evaluated against someone else's hosted model inherits that model's lifetime — a stronger argument for the recorded response cache than the one originally made.</w:t>
       </w:r>
     </w:p>
     <w:p>
@@ -4626,7 +4626,7 @@
         <w:jc w:val="both"/>
       </w:pPr>
       <w:r>
-        <w:t>This follows directly from the pivot rather than from carelessness. Once retrieval stopped being performed by agents there was nothing left for agents to send each other about retrieval, so the message layer's role narrowed to an audit trail — genuinely useful, since it is what makes the exchange inspectable, and not what was promised. The pivot that produced the project's main result also hollowed out two of its stated deliverables.</w:t>
+        <w:t>This follows from the pivot rather than from carelessness. Once agents stopped performing retrieval there was nothing left for them to send each other about it, so the message layer's role narrowed to an audit trail. That is genuinely useful, since it is what makes the exchange inspectable, but it is not what was promised. The pivot that produced the project's main result also hollowed out two of its stated deliverables.</w:t>
       </w:r>
     </w:p>
     <w:p>
@@ -4643,7 +4643,7 @@
         <w:jc w:val="both"/>
       </w:pPr>
       <w:r>
-        <w:t>Eight commitments changed between the proposal and delivery, and Appendix I tabulates each with its reason and its evidence. Three were forced from outside: the proposed flight provider withdrew free access mid-project, which also collapsed two planned flight tools into one, and the model changed to a free tier that made repeated evaluation affordable while removing model choice as a confound between arms. Two followed from measurement: six agents became three because instrumentation showed most requests were spent on deterministic retrieval, and scenario coverage fell to 1 for the cost comparison because the monthly quota permits no more. One was a framework constraint: the web interface asks a fixed question sequence because its rerun model does not suit a streaming dialogue.</w:t>
+        <w:t>Eight commitments changed between the proposal and delivery, and Appendix I tabulates each with its reason and its evidence. Three were forced from outside. The proposed flight provider withdrew free access mid-project, which also collapsed two planned flight tools into one. The model changed to a free tier, which made repeated evaluation affordable and removed model choice as a confound between arms. Two followed from measurement: six agents became three because instrumentation showed most requests were spent on deterministic retrieval, and scenario coverage fell to 1 for the cost comparison because the monthly quota permits no more. One was a framework constraint: the web interface asks a fixed question sequence because its rerun model does not suit a streaming dialogue.</w:t>
       </w:r>
     </w:p>
     <w:p>
@@ -4678,7 +4678,7 @@
         <w:jc w:val="both"/>
       </w:pPr>
       <w:r>
-        <w:t>The test suite's coverage is narrower than its size implies: thorough on the pure-Python modules, absent on the protocol layer, the record-and-replay cache and the metric collector. Six protocol defects were found by a purpose-written experiment and none by the suite that passed throughout. One further defect — a test block exercising a copy of the calculator rather than the shipped one — was found by the same audit and has been closed (Section 5.7); the rest are recorded rather than repaired, for the reason given above.</w:t>
+        <w:t>The test suite's coverage is narrower than its size implies: thorough on the pure-Python modules, absent on the protocol layer, the record-and-replay cache and the metric collector. Six protocol defects were found by a purpose-written experiment and none by the suite that passed throughout. The same audit found one further defect, a test block exercising a copy of the calculator rather than the shipped one, and that has been closed (Section 5.7). The rest are recorded rather than repaired, for the reason given above.</w:t>
       </w:r>
     </w:p>
     <w:p>
@@ -4730,7 +4730,7 @@
         <w:jc w:val="both"/>
       </w:pPr>
       <w:r>
-        <w:t>The clearest mistake was ordering. Measurement was built in the second cycle, after the system worked, and until then every claim about cost was a guess — one of which had been written into the project's own documentation as a result. Had the request counter existed on the first day, the pivot this dissertation is built on would have been visible in week two rather than week six, and there would have been quota left for the scenario coverage the evaluation now lacks. Instrumentation is not a reporting concern to add when writing up; it is what tells you what to build next.</w:t>
+        <w:t>The clearest mistake was ordering. Measurement was built in the second cycle, after the system worked, and until then every claim about cost was a guess — one of which reached the project's own documentation as a result. Had the request counter existed on day one, the pivot this dissertation is built on would have been visible in week two rather than week six, and quota would have been left for the scenario coverage the evaluation now lacks. Instrumentation is not a reporting concern to add when writing up; it is what tells you what to build next.</w:t>
       </w:r>
     </w:p>
     <w:p>
@@ -18045,7 +18045,7 @@
               <w:rPr>
                 <w:sz w:val="19"/>
               </w:rPr>
-              <w:t>138</w:t>
+              <w:t>141</w:t>
             </w:r>
           </w:p>
         </w:tc>

--- a/submission/CMP7200_Dissertation.docx
+++ b/submission/CMP7200_Dissertation.docx
@@ -1604,7 +1604,7 @@
         <w:jc w:val="both"/>
       </w:pPr>
       <w:r>
-        <w:t>The implementation is 16,169 lines of Python across 63 files; Appendix E maps every module to its responsibility. Two boundaries in that map were placed deliberately, and both had been violated earlier in development. Measurement is separated from the code being measured, because an early version incremented a counter inside the arm it was measuring and produced a figure that counted tasks rather than requests. Evaluation code is kept out of the shipped path, because the distillation helpers written for the tuned arm are meaningful only as an experimental treatment and would have become production behaviour had they been placed in the tool layer.</w:t>
+        <w:t>The implementation is 16,138 lines of Python across 63 files; Appendix E maps every module to its responsibility. Two boundaries in that map were placed deliberately, and both had been violated earlier in development. Measurement is separated from the code being measured, because an early version incremented a counter inside the arm it was measuring and produced a figure that counted tasks rather than requests. Evaluation code is kept out of the shipped path, because the distillation helpers written for the tuned arm are meaningful only as an experimental treatment and would have become production behaviour had they been placed in the tool layer.</w:t>
       </w:r>
     </w:p>
     <w:p>
@@ -2637,7 +2637,7 @@
         <w:jc w:val="both"/>
       </w:pPr>
       <w:r>
-        <w:t>The system is 16,169 lines of Python across 63 files, developed over 141 commits, and Appendix E breaks it down by area. It was built in dependency order: the tool server first, because nothing can be retrieved without it; then the message layer, the agents and the interfaces; and last, later than it should have been, the measurement infrastructure. That ordering is the root of the first failure below, and Section 7.6 argues it should have been reversed.</w:t>
+        <w:t>The system is 16,138 lines of Python across 63 files, developed over 142 commits, and Appendix E breaks it down by area. It was built in dependency order: the tool server first, because nothing can be retrieved without it; then the message layer, the agents and the interfaces; and last, later than it should have been, the measurement infrastructure. That ordering is the root of the first failure below, and Section 7.6 argues it should have been reversed.</w:t>
       </w:r>
     </w:p>
     <w:p>
@@ -12164,7 +12164,7 @@
               <w:rPr>
                 <w:sz w:val="19"/>
               </w:rPr>
-              <w:t>16,169</w:t>
+              <w:t>16,138</w:t>
             </w:r>
           </w:p>
         </w:tc>
@@ -12234,7 +12234,7 @@
               <w:rPr>
                 <w:sz w:val="19"/>
               </w:rPr>
-              <w:t>16,169</w:t>
+              <w:t>16,138</w:t>
             </w:r>
           </w:p>
         </w:tc>
@@ -18045,7 +18045,7 @@
               <w:rPr>
                 <w:sz w:val="19"/>
               </w:rPr>
-              <w:t>141</w:t>
+              <w:t>142</w:t>
             </w:r>
           </w:p>
         </w:tc>
@@ -18117,7 +18117,7 @@
               <w:rPr>
                 <w:sz w:val="19"/>
               </w:rPr>
-              <w:t>2026-08-28</w:t>
+              <w:t>2026-08-29</w:t>
             </w:r>
           </w:p>
         </w:tc>

--- a/submission/CMP7200_Dissertation.docx
+++ b/submission/CMP7200_Dissertation.docx
@@ -98,7 +98,7 @@
     </w:p>
     <w:p>
       <w:pPr>
-        <w:spacing w:after="600" w:line="288" w:lineRule="auto"/>
+        <w:spacing w:after="360" w:line="288" w:lineRule="auto"/>
         <w:jc w:val="center"/>
       </w:pPr>
       <w:r>
@@ -108,6 +108,20 @@
           <w:sz w:val="21"/>
         </w:rPr>
         <w:t>7 September 2026</w:t>
+      </w:r>
+    </w:p>
+    <w:p>
+      <w:pPr>
+        <w:spacing w:after="600" w:line="288" w:lineRule="auto"/>
+        <w:jc w:val="center"/>
+      </w:pPr>
+      <w:r>
+        <w:rPr>
+          <w:b w:val="0"/>
+          <w:color w:val="52514E"/>
+          <w:sz w:val="21"/>
+        </w:rPr>
+        <w:t>Word count (main body, Chapters 1–8): 12,988 words. Front matter, references, tables, captions and appendices are excluded.</w:t>
       </w:r>
     </w:p>
     <w:p>
@@ -2637,7 +2651,7 @@
         <w:jc w:val="both"/>
       </w:pPr>
       <w:r>
-        <w:t>The system is 16,138 lines of Python across 63 files, developed over 142 commits, and Appendix E breaks it down by area. It was built in dependency order: the tool server first, because nothing can be retrieved without it; then the message layer, the agents and the interfaces; and last, later than it should have been, the measurement infrastructure. That ordering is the root of the first failure below, and Section 7.6 argues it should have been reversed.</w:t>
+        <w:t>The system is 16,138 lines of Python across 63 files, developed over 143 commits, and Appendix E breaks it down by area. It was built in dependency order: the tool server first, because nothing can be retrieved without it; then the message layer, the agents and the interfaces; and last, later than it should have been, the measurement infrastructure. That ordering is the root of the first failure below, and Section 7.6 argues it should have been reversed.</w:t>
       </w:r>
     </w:p>
     <w:p>
@@ -18045,7 +18059,7 @@
               <w:rPr>
                 <w:sz w:val="19"/>
               </w:rPr>
-              <w:t>142</w:t>
+              <w:t>143</w:t>
             </w:r>
           </w:p>
         </w:tc>

--- a/submission/CMP7200_Dissertation.docx
+++ b/submission/CMP7200_Dissertation.docx
@@ -1245,7 +1245,7 @@
         <w:jc w:val="both"/>
       </w:pPr>
       <w:r>
-        <w:t>Four arms follow. A is the control with no tools at all, establishing what the tool layer buys and what a plan looks like when nothing in it was retrieved. B is the six-agent design as first implemented — its cost is what motivated the pivot, so removing it would hide the reasoning. C is the same six roles tuned: one narrow tool each, distilled results, concurrent execution, shorter prompts. D is the three-agent design with retrieval in ordinary Python, which is the claim under test. Appendix L tabulates the role each plays.</w:t>
+        <w:t>Four arms follow. A is the control with no tools at all, establishing what the tool layer buys and what a plan looks like when nothing in it was retrieved. B is the six-agent design as first implemented — its cost is what motivated the pivot, so removing it would hide the reasoning. C is the same six roles tuned: one narrow tool each, distilled results, concurrent execution, shorter prompts. D is the three-agent design with retrieval in ordinary Python, which is the claim under test. Appendix J tabulates the role each plays.</w:t>
       </w:r>
     </w:p>
     <w:p>
@@ -1367,7 +1367,7 @@
         <w:jc w:val="both"/>
       </w:pPr>
       <w:r>
-        <w:t>This shaped what could be claimed. The response was not to present one scenario as twenty, but to ask which questions can be answered without quota and answer those completely: protocol conformance needs no network, and the feasibility gate needs neither network nor model. Both are evaluated across the full scenario set, and both produced negative findings that the quota-limited comparison could not have produced. Quota was also this project's largest risk: Appendix N holds the register, the controls built before the arms were, and which risks occurred regardless.</w:t>
+        <w:t>This shaped what could be claimed. The response was not to present one scenario as twenty, but to ask which questions can be answered without quota and answer those completely: protocol conformance needs no network, and the feasibility gate needs neither network nor model. Both are evaluated across the full scenario set, and both produced negative findings that the quota-limited comparison could not have produced. Quota was also this project's largest risk: Appendix M holds the register, the controls built before the arms were, and which risks occurred regardless.</w:t>
       </w:r>
     </w:p>
     <w:p>
@@ -2651,7 +2651,7 @@
         <w:jc w:val="both"/>
       </w:pPr>
       <w:r>
-        <w:t>The system is 16,138 lines of Python across 63 files, developed over 143 commits, and Appendix E breaks it down by area. It was built in dependency order: the tool server first, because nothing can be retrieved without it; then the message layer, the agents and the interfaces; and last, later than it should have been, the measurement infrastructure. That ordering is the root of the first failure below, and Section 7.6 argues it should have been reversed.</w:t>
+        <w:t>The system is 16,138 lines of Python across 63 files, developed over 144 commits, and Appendix E breaks it down by area. It was built in dependency order: the tool server first, because nothing can be retrieved without it; then the message layer, the agents and the interfaces; and last, later than it should have been, the measurement infrastructure. That ordering is the root of the first failure below, and Section 7.6 argues it should have been reversed.</w:t>
       </w:r>
     </w:p>
     <w:p>
@@ -2971,7 +2971,7 @@
         <w:jc w:val="both"/>
       </w:pPr>
       <w:r>
-        <w:t>Five experiments answer five questions. E1 compares what each architecture costs per trip and how grounded its output is. E2 and E3 re-read E1's records to ask where the token spend goes and how much of the multi-agent penalty is implementation rather than architecture. E4 audits whether the protocol layer behaves as the design claims. E5 asks whether the budget gate refuses budgets that cannot buy the trip, and whether its cost model is externally valid. Appendix M tabulates each with its coverage and what it costs to run. Only E1 spends model quota; E4 and E5 touch no network at all, which is why they cover the full scenario set and E1 does not.</w:t>
+        <w:t>Five experiments answer five questions. E1 compares what each architecture costs per trip and how grounded its output is. E2 and E3 re-read E1's records to ask where the token spend goes and how much of the multi-agent penalty is implementation rather than architecture. E4 audits whether the protocol layer behaves as the design claims. E5 asks whether the budget gate refuses budgets that cannot buy the trip, and whether its cost model is externally valid. Appendix K tabulates each with its coverage and what it costs to run. Only E1 spends model quota; E4 and E5 touch no network at all, which is why they cover the full scenario set and E1 does not.</w:t>
       </w:r>
     </w:p>
     <w:p>
@@ -4128,7 +4128,7 @@
         <w:jc w:val="both"/>
       </w:pPr>
       <w:r>
-        <w:t>Appendix J tabulates every threat with its remedy, classified after Wohlin et al. (2012). The three that most limit this chapter are breadth, the overlap, and the author. Breadth: the repeats give depth on one scenario and nothing about other trips. The overlap: the tuned and direct arms cannot be separated on groundedness, so "no measurable penalty" is the claim, not "equal". And the author designed, built, measured and interpreted all of it. The design offers a partial answer to the last rather than a defence — the conformance audit compares declarations against implementations, and the gate evaluation compares decisions against intent recorded before any measurement. Neither outcome was chosen and both went against the design. A study that produced 6 failures against its own author is harder to dismiss than one that confirmed everything.</w:t>
+        <w:t>Appendix L tabulates every threat with its remedy, classified after Wohlin et al. (2012). The three that most limit this chapter are breadth, the overlap, and the author. Breadth: the repeats give depth on one scenario and nothing about other trips. The overlap: the tuned and direct arms cannot be separated on groundedness, so "no measurable penalty" is the claim, not "equal". And the author designed, built, measured and interpreted all of it. The design offers a partial answer to the last rather than a defence — the conformance audit compares declarations against implementations, and the gate evaluation compares decisions against intent recorded before any measurement. Neither outcome was chosen and both went against the design. A study that produced 6 failures against its own author is harder to dismiss than one that confirmed everything.</w:t>
       </w:r>
     </w:p>
     <w:p>
@@ -14871,7 +14871,7 @@
               <w:rPr>
                 <w:sz w:val="17"/>
               </w:rPr>
-              <w:t>A free tier made repeated evaluation affordable, and one model removes model choice as a confound between arms (Appendix K)</w:t>
+              <w:t>A free tier made repeated evaluation affordable, and one model removes model choice as a confound between arms (Appendix N)</w:t>
             </w:r>
           </w:p>
         </w:tc>
@@ -15259,7 +15259,7 @@
         <w:pStyle w:val="Heading1"/>
       </w:pPr>
       <w:r>
-        <w:t>Appendix L — The four arms and why each is in the design</w:t>
+        <w:t>Appendix J — The four arms and why each is in the design</w:t>
       </w:r>
     </w:p>
     <w:p>
@@ -15577,7 +15577,7 @@
         <w:pStyle w:val="Heading1"/>
       </w:pPr>
       <w:r>
-        <w:t>Appendix M — Experimental design</w:t>
+        <w:t>Appendix K — Experimental design</w:t>
       </w:r>
     </w:p>
     <w:p>
@@ -16052,7 +16052,7 @@
         <w:pStyle w:val="Heading1"/>
       </w:pPr>
       <w:r>
-        <w:t>Appendix J — Threats to validity, with remedies</w:t>
+        <w:t>Appendix L — Threats to validity, with remedies</w:t>
       </w:r>
     </w:p>
     <w:p>
@@ -16807,7 +16807,7 @@
         <w:pStyle w:val="Heading1"/>
       </w:pPr>
       <w:r>
-        <w:t>Appendix N — Risk analysis and the risk register</w:t>
+        <w:t>Appendix M — Risk analysis and the risk register</w:t>
       </w:r>
     </w:p>
     <w:p>
@@ -17396,7 +17396,7 @@
               <w:rPr>
                 <w:sz w:val="15"/>
               </w:rPr>
-              <w:t>Controlled. The proof runs on every build and is reported in Appendix K</w:t>
+              <w:t>Controlled. The proof runs on every build and is reported in Appendix N</w:t>
             </w:r>
           </w:p>
         </w:tc>
@@ -17674,7 +17674,7 @@
         <w:pStyle w:val="Heading1"/>
       </w:pPr>
       <w:r>
-        <w:t>Appendix K — Provenance of the reported results</w:t>
+        <w:t>Appendix N — Provenance of the reported results</w:t>
       </w:r>
     </w:p>
     <w:p>
@@ -18059,7 +18059,7 @@
               <w:rPr>
                 <w:sz w:val="19"/>
               </w:rPr>
-              <w:t>143</w:t>
+              <w:t>144</w:t>
             </w:r>
           </w:p>
         </w:tc>
@@ -18131,7 +18131,7 @@
               <w:rPr>
                 <w:sz w:val="19"/>
               </w:rPr>
-              <w:t>2026-08-29</w:t>
+              <w:t>2026-09-01</w:t>
             </w:r>
           </w:p>
         </w:tc>

--- a/submission/CMP7200_Dissertation.docx
+++ b/submission/CMP7200_Dissertation.docx
@@ -121,7 +121,7 @@
           <w:color w:val="52514E"/>
           <w:sz w:val="21"/>
         </w:rPr>
-        <w:t>Word count (main body, Chapters 1–8): 12,988 words. Front matter, references, tables, captions and appendices are excluded.</w:t>
+        <w:t>Word count: 12,988 words (Chapters 1–8, including headings, lists, tables and captions). Excluded: title page, abstract, contents, references, appendices and the lists of figures and tables — 6,325 words.</w:t>
       </w:r>
     </w:p>
     <w:p>
@@ -2651,7 +2651,7 @@
         <w:jc w:val="both"/>
       </w:pPr>
       <w:r>
-        <w:t>The system is 16,138 lines of Python across 63 files, developed over 144 commits, and Appendix E breaks it down by area. It was built in dependency order: the tool server first, because nothing can be retrieved without it; then the message layer, the agents and the interfaces; and last, later than it should have been, the measurement infrastructure. That ordering is the root of the first failure below, and Section 7.6 argues it should have been reversed.</w:t>
+        <w:t>The system is 16,138 lines of Python across 63 files, developed over 145 commits, and Appendix E breaks it down by area. It was built in dependency order: the tool server first, because nothing can be retrieved without it; then the message layer, the agents and the interfaces; and last, later than it should have been, the measurement infrastructure. That ordering is the root of the first failure below, and Section 7.6 argues it should have been reversed.</w:t>
       </w:r>
     </w:p>
     <w:p>
@@ -5329,7 +5329,7 @@
           <w:color w:val="52514E"/>
           <w:sz w:val="19"/>
         </w:rPr>
-        <w:t>Table 8.1: Every conformance check, its claim, its result and the observation behind it.</w:t>
+        <w:t>Table B.1: Every conformance check, its claim, its result and the observation behind it.</w:t>
       </w:r>
     </w:p>
     <w:tbl>
@@ -6062,7 +6062,7 @@
           <w:color w:val="52514E"/>
           <w:sz w:val="19"/>
         </w:rPr>
-        <w:t>Table 8.2: Per-tool schema audit. 8 of 11 inspectable tools are clean; 6 implementation parameters are undeclared in total.</w:t>
+        <w:t>Table B.2: Per-tool schema audit. 8 of 11 inspectable tools are clean; 6 implementation parameters are undeclared in total.</w:t>
       </w:r>
     </w:p>
     <w:tbl>
@@ -7018,7 +7018,7 @@
           <w:color w:val="52514E"/>
           <w:sz w:val="19"/>
         </w:rPr>
-        <w:t>Table 8.3: The feasibility gate's decision on all twenty designed scenarios.</w:t>
+        <w:t>Table C.1: The feasibility gate's decision on all twenty designed scenarios.</w:t>
       </w:r>
     </w:p>
     <w:tbl>
@@ -10675,7 +10675,7 @@
           <w:color w:val="52514E"/>
           <w:sz w:val="19"/>
         </w:rPr>
-        <w:t>Table 8.4: Agreement statistics for the feasibility gate.</w:t>
+        <w:t>Table C.2: Agreement statistics for the feasibility gate.</w:t>
       </w:r>
     </w:p>
     <w:tbl>
@@ -11113,7 +11113,7 @@
           <w:color w:val="52514E"/>
           <w:sz w:val="19"/>
         </w:rPr>
-        <w:t>Table 8.5: Full measured detail per arm. Note that the tuned arm's summed model time exceeds its wall-clock time, which is direct evidence of concurrent execution.</w:t>
+        <w:t>Table D.1: Full measured detail per arm. Note that the tuned arm's summed model time exceeds its wall-clock time, which is direct evidence of concurrent execution.</w:t>
       </w:r>
     </w:p>
     <w:tbl>
@@ -12040,7 +12040,7 @@
           <w:color w:val="52514E"/>
           <w:sz w:val="19"/>
         </w:rPr>
-        <w:t>Table 8.6: Code map by area.</w:t>
+        <w:t>Table E.1: Code map by area.</w:t>
       </w:r>
     </w:p>
     <w:tbl>
@@ -12291,7 +12291,7 @@
           <w:color w:val="52514E"/>
           <w:sz w:val="19"/>
         </w:rPr>
-        <w:t>Table 8.7: Module decomposition and the reason for each boundary.</w:t>
+        <w:t>Table E.2: Module decomposition and the reason for each boundary.</w:t>
       </w:r>
     </w:p>
     <w:tbl>
@@ -13020,7 +13020,7 @@
           <w:color w:val="52514E"/>
           <w:sz w:val="19"/>
         </w:rPr>
-        <w:t>Table 8.8: Recorded API responses by host, 2,870 kB committed in total. These are what make the results reproducible without credentials.</w:t>
+        <w:t>Table E.3: Recorded API responses by host, 2,870 kB committed in total. These are what make the results reproducible without credentials.</w:t>
       </w:r>
     </w:p>
     <w:tbl>
@@ -13251,7 +13251,7 @@
           <w:color w:val="52514E"/>
           <w:sz w:val="19"/>
         </w:rPr>
-        <w:t>Table 8.9: Recorded evidence for the two silent flight-search defects. Both fixes were necessary; neither was signalled by an error.</w:t>
+        <w:t>Table F.1: Recorded evidence for the two silent flight-search defects. Both fixes were necessary; neither was signalled by an error.</w:t>
       </w:r>
     </w:p>
     <w:tbl>
@@ -13586,7 +13586,7 @@
           <w:color w:val="52514E"/>
           <w:sz w:val="19"/>
         </w:rPr>
-        <w:t>Table 8.10: The seven metrics, their provenance, and the limit of each.</w:t>
+        <w:t>Table G.1: The seven metrics, their provenance, and the limit of each.</w:t>
       </w:r>
     </w:p>
     <w:tbl>
@@ -14063,7 +14063,7 @@
           <w:color w:val="52514E"/>
           <w:sz w:val="19"/>
         </w:rPr>
-        <w:t>Table 8.11: Test coverage by area.</w:t>
+        <w:t>Table H.1: Test coverage by area.</w:t>
       </w:r>
     </w:p>
     <w:tbl>
@@ -14646,7 +14646,7 @@
           <w:color w:val="52514E"/>
           <w:sz w:val="19"/>
         </w:rPr>
-        <w:t>Table 8.12: Every deviation from the proposal, with its reason and its evidence.</w:t>
+        <w:t>Table I.1: Every deviation from the proposal, with its reason and its evidence.</w:t>
       </w:r>
     </w:p>
     <w:tbl>
@@ -15282,7 +15282,7 @@
           <w:color w:val="52514E"/>
           <w:sz w:val="19"/>
         </w:rPr>
-        <w:t>Table 8.13: The four arms and the role each plays in the argument.</w:t>
+        <w:t>Table J.1: The four arms and the role each plays in the argument.</w:t>
       </w:r>
     </w:p>
     <w:tbl>
@@ -15600,7 +15600,7 @@
           <w:color w:val="52514E"/>
           <w:sz w:val="19"/>
         </w:rPr>
-        <w:t>Table 8.14: Experimental design. Three of five cost nothing to run, which is why they cover the full scenario set while E1 does not.</w:t>
+        <w:t>Table K.1: Experimental design. Three of five cost nothing to run, which is why they cover the full scenario set while E1 does not.</w:t>
       </w:r>
     </w:p>
     <w:tbl>
@@ -16075,7 +16075,7 @@
           <w:color w:val="52514E"/>
           <w:sz w:val="19"/>
         </w:rPr>
-        <w:t>Table 8.15: Threats to validity, their effect and their remedies.</w:t>
+        <w:t>Table L.1: Threats to validity, their effect and their remedies.</w:t>
       </w:r>
     </w:p>
     <w:tbl>
@@ -16857,7 +16857,7 @@
           <w:color w:val="52514E"/>
           <w:sz w:val="19"/>
         </w:rPr>
-        <w:t>Table 8.16: Risk register: the assessment made at the start, the control built for it, and the outcome. Three of the eight risks occurred.</w:t>
+        <w:t>Table M.1: Risk register: the assessment made at the start, the control built for it, and the outcome. Three of the eight risks occurred.</w:t>
       </w:r>
     </w:p>
     <w:tbl>
@@ -17688,7 +17688,7 @@
           <w:color w:val="52514E"/>
           <w:sz w:val="19"/>
         </w:rPr>
-        <w:t>Table 8.17: Provenance of every quantitative result in this dissertation.</w:t>
+        <w:t>Table N.1: Provenance of every quantitative result in this dissertation.</w:t>
       </w:r>
     </w:p>
     <w:tbl>
@@ -18059,7 +18059,7 @@
               <w:rPr>
                 <w:sz w:val="19"/>
               </w:rPr>
-              <w:t>144</w:t>
+              <w:t>145</w:t>
             </w:r>
           </w:p>
         </w:tc>
@@ -18131,7 +18131,7 @@
               <w:rPr>
                 <w:sz w:val="19"/>
               </w:rPr>
-              <w:t>2026-09-01</w:t>
+              <w:t>2026-09-02</w:t>
             </w:r>
           </w:p>
         </w:tc>
@@ -18317,7 +18317,7 @@
         <w:spacing w:line="276" w:lineRule="auto" w:after="60"/>
       </w:pPr>
       <w:r>
-        <w:t>Table 8.1   Every conformance check, its claim, its result and the observation behind it.</w:t>
+        <w:t>Table B.1   Every conformance check, its claim, its result and the observation behind it.</w:t>
       </w:r>
     </w:p>
     <w:p>
@@ -18325,7 +18325,7 @@
         <w:spacing w:line="276" w:lineRule="auto" w:after="60"/>
       </w:pPr>
       <w:r>
-        <w:t>Table 8.2   Per-tool schema audit. 8 of 11 inspectable tools are clean; 6 implementation parameters are undeclared in total.</w:t>
+        <w:t>Table B.2   Per-tool schema audit. 8 of 11 inspectable tools are clean; 6 implementation parameters are undeclared in total.</w:t>
       </w:r>
     </w:p>
     <w:p>
@@ -18333,7 +18333,7 @@
         <w:spacing w:line="276" w:lineRule="auto" w:after="60"/>
       </w:pPr>
       <w:r>
-        <w:t>Table 8.3   The feasibility gate's decision on all twenty designed scenarios.</w:t>
+        <w:t>Table C.1   The feasibility gate's decision on all twenty designed scenarios.</w:t>
       </w:r>
     </w:p>
     <w:p>
@@ -18341,7 +18341,7 @@
         <w:spacing w:line="276" w:lineRule="auto" w:after="60"/>
       </w:pPr>
       <w:r>
-        <w:t>Table 8.4   Agreement statistics for the feasibility gate.</w:t>
+        <w:t>Table C.2   Agreement statistics for the feasibility gate.</w:t>
       </w:r>
     </w:p>
     <w:p>
@@ -18349,7 +18349,7 @@
         <w:spacing w:line="276" w:lineRule="auto" w:after="60"/>
       </w:pPr>
       <w:r>
-        <w:t>Table 8.5   Full measured detail per arm. Note that the tuned arm's summed model time exceeds its wall-clock time, which is direct evidence of concurrent execution.</w:t>
+        <w:t>Table D.1   Full measured detail per arm. Note that the tuned arm's summed model time exceeds its wall-clock time, which is direct evidence of concurrent execution.</w:t>
       </w:r>
     </w:p>
     <w:p>
@@ -18357,7 +18357,7 @@
         <w:spacing w:line="276" w:lineRule="auto" w:after="60"/>
       </w:pPr>
       <w:r>
-        <w:t>Table 8.6   Code map by area.</w:t>
+        <w:t>Table E.1   Code map by area.</w:t>
       </w:r>
     </w:p>
     <w:p>
@@ -18365,7 +18365,7 @@
         <w:spacing w:line="276" w:lineRule="auto" w:after="60"/>
       </w:pPr>
       <w:r>
-        <w:t>Table 8.7   Module decomposition and the reason for each boundary.</w:t>
+        <w:t>Table E.2   Module decomposition and the reason for each boundary.</w:t>
       </w:r>
     </w:p>
     <w:p>
@@ -18373,7 +18373,7 @@
         <w:spacing w:line="276" w:lineRule="auto" w:after="60"/>
       </w:pPr>
       <w:r>
-        <w:t>Table 8.8   Recorded API responses by host, 2,870 kB committed in total. These are what make the results reproducible without credentials.</w:t>
+        <w:t>Table E.3   Recorded API responses by host, 2,870 kB committed in total. These are what make the results reproducible without credentials.</w:t>
       </w:r>
     </w:p>
     <w:p>
@@ -18381,7 +18381,7 @@
         <w:spacing w:line="276" w:lineRule="auto" w:after="60"/>
       </w:pPr>
       <w:r>
-        <w:t>Table 8.9   Recorded evidence for the two silent flight-search defects. Both fixes were necessary; neither was signalled by an error.</w:t>
+        <w:t>Table F.1   Recorded evidence for the two silent flight-search defects. Both fixes were necessary; neither was signalled by an error.</w:t>
       </w:r>
     </w:p>
     <w:p>
@@ -18389,7 +18389,7 @@
         <w:spacing w:line="276" w:lineRule="auto" w:after="60"/>
       </w:pPr>
       <w:r>
-        <w:t>Table 8.10   The seven metrics, their provenance, and the limit of each.</w:t>
+        <w:t>Table G.1   The seven metrics, their provenance, and the limit of each.</w:t>
       </w:r>
     </w:p>
     <w:p>
@@ -18397,7 +18397,7 @@
         <w:spacing w:line="276" w:lineRule="auto" w:after="60"/>
       </w:pPr>
       <w:r>
-        <w:t>Table 8.11   Test coverage by area.</w:t>
+        <w:t>Table H.1   Test coverage by area.</w:t>
       </w:r>
     </w:p>
     <w:p>
@@ -18405,7 +18405,7 @@
         <w:spacing w:line="276" w:lineRule="auto" w:after="60"/>
       </w:pPr>
       <w:r>
-        <w:t>Table 8.12   Every deviation from the proposal, with its reason and its evidence.</w:t>
+        <w:t>Table I.1   Every deviation from the proposal, with its reason and its evidence.</w:t>
       </w:r>
     </w:p>
     <w:p>
@@ -18413,7 +18413,7 @@
         <w:spacing w:line="276" w:lineRule="auto" w:after="60"/>
       </w:pPr>
       <w:r>
-        <w:t>Table 8.13   The four arms and the role each plays in the argument.</w:t>
+        <w:t>Table J.1   The four arms and the role each plays in the argument.</w:t>
       </w:r>
     </w:p>
     <w:p>
@@ -18421,7 +18421,7 @@
         <w:spacing w:line="276" w:lineRule="auto" w:after="60"/>
       </w:pPr>
       <w:r>
-        <w:t>Table 8.14   Experimental design. Three of five cost nothing to run, which is why they cover the full scenario set while E1 does not.</w:t>
+        <w:t>Table K.1   Experimental design. Three of five cost nothing to run, which is why they cover the full scenario set while E1 does not.</w:t>
       </w:r>
     </w:p>
     <w:p>
@@ -18429,7 +18429,7 @@
         <w:spacing w:line="276" w:lineRule="auto" w:after="60"/>
       </w:pPr>
       <w:r>
-        <w:t>Table 8.15   Threats to validity, their effect and their remedies.</w:t>
+        <w:t>Table L.1   Threats to validity, their effect and their remedies.</w:t>
       </w:r>
     </w:p>
     <w:p>
@@ -18437,7 +18437,7 @@
         <w:spacing w:line="276" w:lineRule="auto" w:after="60"/>
       </w:pPr>
       <w:r>
-        <w:t>Table 8.16   Risk register: the assessment made at the start, the control built for it, and the outcome. Three of the eight risks occurred.</w:t>
+        <w:t>Table M.1   Risk register: the assessment made at the start, the control built for it, and the outcome. Three of the eight risks occurred.</w:t>
       </w:r>
     </w:p>
     <w:p>
@@ -18445,7 +18445,7 @@
         <w:spacing w:line="276" w:lineRule="auto" w:after="60"/>
       </w:pPr>
       <w:r>
-        <w:t>Table 8.17   Provenance of every quantitative result in this dissertation.</w:t>
+        <w:t>Table N.1   Provenance of every quantitative result in this dissertation.</w:t>
       </w:r>
     </w:p>
     <w:sectPr>

--- a/submission/CMP7200_Dissertation.docx
+++ b/submission/CMP7200_Dissertation.docx
@@ -121,7 +121,7 @@
           <w:color w:val="52514E"/>
           <w:sz w:val="21"/>
         </w:rPr>
-        <w:t>Word count: 12,988 words (Chapters 1–8, including headings, lists, tables and captions). Excluded: title page, abstract, contents, references, appendices and the lists of figures and tables — 6,325 words.</w:t>
+        <w:t>Word count: 12,954 words (Chapters 1–8, including headings, lists, tables and captions). Excluded: title page, abstract, contents, references, appendices and the lists of figures and tables — 5,926 words.</w:t>
       </w:r>
     </w:p>
     <w:p>
@@ -157,7 +157,7 @@
         <w:jc w:val="both"/>
       </w:pPr>
       <w:r>
-        <w:t>Travel planning is a natural test of whether a language model can be trusted with a task that has verifiable answers. A plan names flights, hotels, prices and dates, and each of those either corresponds to something bookable or does not. Current single-model assistants perform badly on exactly this: the strongest single-agent baseline on the TravelPlanner benchmark completes 0.6% of tasks, failing largely through invented venues and fabricated prices (Xie et al., 2024). This dissertation asks a narrower question than "can agents plan travel", namely: given a schema-validated tool layer and a typed inter-agent protocol, what does delegating data retrieval to a language model actually cost, and what does it buy?</w:t>
+        <w:t>Travel planning tests whether a language model can be trusted with a task that has verifiable answers: a plan names flights, hotels, prices and dates, and each either corresponds to something bookable or does not. Single-model assistants perform badly on exactly this — the strongest single-agent baseline on the TravelPlanner benchmark completes 0.6% of tasks, failing largely through invented venues and fabricated prices (Xie et al., 2024). This dissertation asks a narrower question: given a schema-validated tool layer and a typed inter-agent protocol, what does delegating retrieval to a model cost, and what does it buy?</w:t>
       </w:r>
     </w:p>
     <w:p>
@@ -166,7 +166,7 @@
         <w:jc w:val="both"/>
       </w:pPr>
       <w:r>
-        <w:t>A working system was built and then evaluated against itself in four configurations: a single model with no tools, a six-agent design in the naive configuration first implemented, the same six-agent design after its prompt economics were tuned, and a three-agent design that keeps both protocols but performs retrieval in ordinary Python. All four share one Model Context Protocol server exposing twelve tools over three live travel APIs, and one typed agent-to-agent message layer. Every language model request is counted by provider callback rather than estimated, and every HTTP response is recorded so results replay without an API key.</w:t>
+        <w:t>A working system was built and evaluated against itself in four configurations: one model with no tools; a six-agent design as first implemented; the same six agents after their prompt economics were tuned; and a three-agent design keeping both protocols but retrieving in ordinary Python. All four share one Model Context Protocol server exposing twelve tools over three live travel APIs, and one typed message layer. Every model request is counted by provider callback rather than estimated, and every HTTP response recorded, so results replay without an API key.</w:t>
       </w:r>
     </w:p>
     <w:p>
@@ -175,7 +175,7 @@
         <w:jc w:val="both"/>
       </w:pPr>
       <w:r>
-        <w:t>Three findings matter, and the second is not the expected one. First, retrieval delegated to a model costs measurably more without being measurably better. Against the tuned six-agent arm the three-agent design used 79.2% fewer model requests, 37.1% less wall-clock time and 42.7% less money, with cost and latency intervals that do not overlap across 5 runs of each. Its groundedness interval does overlap the tuned arm's, so the saving comes at no quality penalty this evidence can detect — though the tuned arm's mean is the higher of the two, and that is recorded rather than rounded away. Second, most of the multi-agent penalty was implementation rather than architecture: tuning alone cut the six-agent arm's token use by 88.8%, which narrows the defensible claim considerably. Third, tool access is what separates a plausible itinerary from a usable one — the tool-less arm quoted 29 prices and matched 0 of them to anything real.</w:t>
+        <w:t>Three findings matter, and the second is not the expected one. Retrieval delegated to a model costs more without being better: against the tuned six-agent arm, the three-agent design used 79.2% fewer requests, 37.1% less time and 42.7% less money, with cost and latency intervals that do not overlap over 5 runs of each. Its groundedness interval does overlap, so the saving carries no quality penalty this evidence can detect — though the tuned arm's mean is the higher, recorded rather than rounded away. Second, most of the multi-agent penalty was implementation rather than architecture: tuning alone cut token use by 88.8%, which narrows the defensible claim considerably. Third, tool access separates a plausible itinerary from a usable one — the tool-less arm quoted 29 prices and matched 0 to anything real.</w:t>
       </w:r>
     </w:p>
     <w:p>
@@ -184,7 +184,7 @@
         <w:jc w:val="both"/>
       </w:pPr>
       <w:r>
-        <w:t>The evaluation also turned on the system that produced it. A conformance audit of the project's own protocol layer passed 3 of 9 checks: message priority is declared on every message and never honoured, and 3 of 12 tool schemas disagree with their implementations. The budget feasibility gate, evaluated across all twenty designed scenarios, reached a Cohen's kappa of 0.643 against the intent the scenarios were written with, and the reason is traceable: its cheapest-fare anchor sits 52% below the cheapest fare the flight API actually returned for the one route where real fares are recorded. These are defects in the artefact, found by measuring it, and they are the most useful evidence the project produced.</w:t>
+        <w:t>The evaluation also turned on the artefact. A conformance audit of its own protocol layer passed 3 of 9 checks: message priority is declared on every message and never honoured, and 3 of 12 tool schemas disagree with their implementations. The budget feasibility gate reached a Cohen's kappa of 0.643 across all twenty designed scenarios, and the reason is traceable: its cheapest-fare anchor sits 52% below the cheapest fare the API returned for the one route with recorded fares. These defects were found by measuring the artefact, and they are the most useful evidence it produced.</w:t>
       </w:r>
     </w:p>
     <w:p>
@@ -193,7 +193,7 @@
         <w:jc w:val="both"/>
       </w:pPr>
       <w:r>
-        <w:t>The principal limitation is stated plainly and early, and it is breadth rather than depth. Monthly free-tier quotas on the flight and hotel APIs mean the four-arm comparison rests on 1 recorded scenario of 20 designed. Repeats replay recorded responses and so cost no quota, which is why every figure has an interval; additional scenarios cannot be bought the same way. Differences on this scenario are therefore measurable, and generalisation to other trips is not established. The protocol and budget-gate experiments are quota-free and therefore cover the full scenario set. The contribution is a reproducible harness and a measured, appropriately narrow finding, not a benchmark result.</w:t>
+        <w:t>The principal limitation is breadth rather than depth. Free-tier quotas on the flight and hotel APIs mean the four-arm comparison rests on 1 recorded scenario of 20 designed. Repeats replay recorded responses and cost no quota, which is why every figure carries an interval, but additional scenarios cannot be bought the same way: differences on this scenario are measurable, and generalisation to other trips is not established. The protocol and budget-gate experiments are quota-free and cover all twenty. The contribution is a reproducible harness and a narrow measured finding, not a benchmark result.</w:t>
       </w:r>
     </w:p>
     <w:p>
@@ -823,7 +823,7 @@
         <w:jc w:val="both"/>
       </w:pPr>
       <w:r>
-        <w:t>Three things are offered. The first is a reproducible measurement harness. Every model request is counted through provider callbacks and every HTTP response is recorded and committed, so the whole comparison replays from disk with no credentials and the numbers here can be checked rather than trusted. The second is a comparison that includes its own fair baseline: the multi-agent arm was tuned before being used as a comparator, which weakened the headline result and is reported anyway. The third is a conformance audit of the project's own protocol layer, which found 6 defects in work this dissertation would otherwise have described as complete.</w:t>
+        <w:t>Three things are offered. The first is a reproducible measurement harness. Every model request is counted through provider callbacks and every HTTP response recorded, so the comparison replays from disk without credentials and its numbers can be checked rather than trusted. The second is a comparison that includes its own fair baseline: the multi-agent arm was tuned before being used as a comparator, which weakened the headline result and is reported anyway. The third is a conformance audit of the project's own protocol layer, which found 6 defects in work this dissertation would otherwise have described as complete.</w:t>
       </w:r>
     </w:p>
     <w:p>
@@ -889,7 +889,7 @@
         <w:jc w:val="both"/>
       </w:pPr>
       <w:r>
-        <w:t>The limit is structural rather than a matter of model quality. Each ReAct iteration appends its observation to the transcript and re-sends the whole thing, so context grows monotonically with the number of tool calls. The economic consequence is rarely stated in these papers, whose evaluations report task success rather than request counts: a loop that iterates eight times costs eight requests, each larger than the last. The behavioural consequence is that models attend unevenly across a long context, recovering material in the middle least reliably (Liu et al., 2024), so an instruction issued at the start of a planning task competes with API output accumulated since, and loses.</w:t>
+        <w:t>The limit is structural rather than a matter of model quality. Each ReAct iteration appends its observation to the transcript and re-sends the whole thing, so context grows monotonically with the number of tool calls. The economic consequence is rarely stated in these papers, whose evaluations report task success rather than request counts: a loop that iterates eight times costs eight requests, each larger than the last. Models also attend unevenly across a long context, recovering the middle least reliably (Liu et al., 2024), so an instruction issued at the start of a planning task competes with API output accumulated since, and loses.</w:t>
       </w:r>
     </w:p>
     <w:p>
@@ -1367,7 +1367,7 @@
         <w:jc w:val="both"/>
       </w:pPr>
       <w:r>
-        <w:t>This shaped what could be claimed. The response was not to present one scenario as twenty, but to ask which questions can be answered without quota and answer those completely: protocol conformance needs no network, and the feasibility gate needs neither network nor model. Both are evaluated across the full scenario set, and both produced negative findings that the quota-limited comparison could not have produced. Quota was also this project's largest risk: Appendix M holds the register, the controls built before the arms were, and which risks occurred regardless.</w:t>
+        <w:t>This shaped what could be claimed. The response was not to present one scenario as twenty, but to answer completely those questions needing no quota: protocol conformance needs no network, and the feasibility gate needs neither network nor model. Both are evaluated across the full scenario set, and both produced negative findings that the quota-limited comparison could not have produced. Quota was also this project's largest risk: Appendix M holds the register, the controls built before the arms were, and which risks occurred regardless.</w:t>
       </w:r>
     </w:p>
     <w:p>
@@ -1618,7 +1618,7 @@
         <w:jc w:val="both"/>
       </w:pPr>
       <w:r>
-        <w:t>The implementation is 16,138 lines of Python across 63 files; Appendix E maps every module to its responsibility. Two boundaries in that map were placed deliberately, and both had been violated earlier in development. Measurement is separated from the code being measured, because an early version incremented a counter inside the arm it was measuring and produced a figure that counted tasks rather than requests. Evaluation code is kept out of the shipped path, because the distillation helpers written for the tuned arm are meaningful only as an experimental treatment and would have become production behaviour had they been placed in the tool layer.</w:t>
+        <w:t>The implementation is 16,138 lines of Python across 63 files; Appendix E maps every module to its responsibility. Two boundaries in that map were placed deliberately, and both had been violated earlier in development. Measurement is separated from the code being measured, because an early version incremented a counter inside the arm it was measuring and produced a figure that counted tasks rather than requests. Evaluation code is kept out of the shipped path: the distillation helpers written for the tuned arm are an experimental treatment, and placing them in the tool layer would have made them production behaviour.</w:t>
       </w:r>
     </w:p>
     <w:p>
@@ -2651,7 +2651,7 @@
         <w:jc w:val="both"/>
       </w:pPr>
       <w:r>
-        <w:t>The system is 16,138 lines of Python across 63 files, developed over 145 commits, and Appendix E breaks it down by area. It was built in dependency order: the tool server first, because nothing can be retrieved without it; then the message layer, the agents and the interfaces; and last, later than it should have been, the measurement infrastructure. That ordering is the root of the first failure below, and Section 7.6 argues it should have been reversed.</w:t>
+        <w:t>The system is 16,138 lines of Python across 63 files, developed over 146 commits, and Appendix E breaks it down by area. It was built in dependency order: the tool server first, because nothing can be retrieved without it; then the message layer, the agents and the interfaces; and last, later than it should have been, the measurement infrastructure. That ordering is the root of the first failure below, and Section 7.6 argues it should have been reversed.</w:t>
       </w:r>
     </w:p>
     <w:p>
@@ -2878,7 +2878,7 @@
         <w:jc w:val="both"/>
       </w:pPr>
       <w:r>
-        <w:t>The second was in the figure generator and produced a wrong chart that looked right. Three panels each built a tick formatter inside a loop, and each closure captured the loop variable rather than its value at definition, so every panel rendered with whichever formatter the loop finished on — the currency one. The request-count axis was labelled in dollars. Nothing failed; the chart was simply false. Figures are code, and code that produces a document can be wrong like any other.</w:t>
+        <w:t>The second was in the figure generator and produced a wrong chart that looked right. Three panels each built a tick formatter inside a loop, and each closure captured the loop variable rather than its value, so every panel rendered with whichever formatter the loop finished on — the currency one. The request-count axis was labelled in dollars. Nothing failed; the chart was simply false. Figures are code, and code that produces a document can be wrong like any other.</w:t>
       </w:r>
     </w:p>
     <w:p>
@@ -4102,7 +4102,7 @@
         <w:jc w:val="both"/>
       </w:pPr>
       <w:r>
-        <w:t>This is the clearest result in the project and the least surprising: the cheapest way to produce an itinerary is to invent it, and the difference between a plausible plan and a usable one is the tool layer.</w:t>
+        <w:t>This is the project's clearest result and its least surprising: the cheapest way to produce an itinerary is to invent one, and the tool layer is the difference between a plausible plan and a usable one.</w:t>
       </w:r>
     </w:p>
     <w:p>
@@ -4727,7 +4727,7 @@
         <w:jc w:val="both"/>
       </w:pPr>
       <w:r>
-        <w:t>A last point of professional honesty concerns the cached data. Holding third-party fares locally is defensible for academic reproduction and would not be defensible as the basis of a service, because a cached fare presented to a user as current is a misrepresentation however it was obtained.</w:t>
+        <w:t>A last point of professional honesty concerns the cached data. Holding third-party fares locally is defensible for academic reproduction but not as the basis of a service: a cached fare pre sented as current is a mis represen tation however it was o btained.</w:t>
       </w:r>
     </w:p>
     <w:p>
@@ -4837,7 +4837,7 @@
         <w:jc w:val="both"/>
       </w:pPr>
       <w:r>
-        <w:t>The contribution is threefold and deliberately modest. First, a working protocol-mediated travel planner whose every reported number regenerates from committed data, so the results can be checked rather than believed. Second, a comparison that includes its own fair baseline and reports the weaker conclusion that followed. Third, a demonstration that conformance to a tool protocol is a property to be tested rather than an outcome of adopting one, together with an executable method for testing it that costs nothing to run.</w:t>
+        <w:t>The contribution is threefold and deliberately modest. First, a working protocol-mediated travel planner whose every reported number regenerates from committed data, so the results can be checked rather than believed. Second, a comparison that includes its own fair baseline and reports the weaker conclusion that followed. Third, a demonstration that protocol conformance is a property to be tested rather than an outcome of adoption, with an executable method for testing it that costs nothing to run.</w:t>
       </w:r>
     </w:p>
     <w:p>
@@ -18059,7 +18059,7 @@
               <w:rPr>
                 <w:sz w:val="19"/>
               </w:rPr>
-              <w:t>145</w:t>
+              <w:t>146</w:t>
             </w:r>
           </w:p>
         </w:tc>
@@ -18165,7 +18165,7 @@
         <w:spacing w:line="276" w:lineRule="auto" w:after="60"/>
       </w:pPr>
       <w:r>
-        <w:t>Figure 2.1   The conceptual framework. Each documented failure mode, the design decision taken against it, and the measured outcome. Two of the four responses did not survive measurement.</w:t>
+        <w:t>Figure 2.1   The conceptual framework</w:t>
       </w:r>
     </w:p>
     <w:p>
@@ -18173,7 +18173,7 @@
         <w:spacing w:line="276" w:lineRule="auto" w:after="60"/>
       </w:pPr>
       <w:r>
-        <w:t>Figure 3.1   The three design-science cycles as they actually ran. Each was closed by a measurement that changed the design rather than by a decision to move on.</w:t>
+        <w:t>Figure 3.1   The three design-science cycles as they actually ran</w:t>
       </w:r>
     </w:p>
     <w:p>
@@ -18181,7 +18181,7 @@
         <w:spacing w:line="276" w:lineRule="auto" w:after="60"/>
       </w:pPr>
       <w:r>
-        <w:t>Figure 4.1   System architecture. The shipped configuration performs retrieval in ordinary Python; the JSON-RPC transport is exercised by the six-agent arms.</w:t>
+        <w:t>Figure 4.1   System architecture</w:t>
       </w:r>
     </w:p>
     <w:p>
@@ -18189,7 +18189,7 @@
         <w:spacing w:line="276" w:lineRule="auto" w:after="60"/>
       </w:pPr>
       <w:r>
-        <w:t>Figure 4.2   End-to-end sequence for one request in the shipped configuration, with measured phase timings.</w:t>
+        <w:t>Figure 4.2   End-to-end sequence for one request in the shipped configuration</w:t>
       </w:r>
     </w:p>
     <w:p>
@@ -18197,7 +18197,7 @@
         <w:spacing w:line="276" w:lineRule="auto" w:after="60"/>
       </w:pPr>
       <w:r>
-        <w:t>Figure 4.3   Level-1 data flow, showing the three persisted stores that make the reported results reproducible.</w:t>
+        <w:t>Figure 4.3   Level-1 data flow</w:t>
       </w:r>
     </w:p>
     <w:p>
@@ -18205,7 +18205,7 @@
         <w:spacing w:line="276" w:lineRule="auto" w:after="60"/>
       </w:pPr>
       <w:r>
-        <w:t>Figure 4.4   The six-stage tool call lifecycle. Two stages can return early: a cache hit avoids the network entirely, and the quota guard refuses rather than overspending.</w:t>
+        <w:t>Figure 4.4   The six-stage tool call lifecycle</w:t>
       </w:r>
     </w:p>
     <w:p>
@@ -18213,7 +18213,7 @@
         <w:spacing w:line="276" w:lineRule="auto" w:after="60"/>
       </w:pPr>
       <w:r>
-        <w:t>Figure 4.5   The six messages exchanged for one trip, with the measured conformance result and the two declared behaviours that are not implemented.</w:t>
+        <w:t>Figure 4.5   The six messages exchanged for one trip</w:t>
       </w:r>
     </w:p>
     <w:p>
@@ -18221,7 +18221,7 @@
         <w:spacing w:line="276" w:lineRule="auto" w:after="60"/>
       </w:pPr>
       <w:r>
-        <w:t>Figure 4.6   The four evaluated configurations. Only the retrieval mechanism differs; the request, the APIs and the message layer are held constant.</w:t>
+        <w:t>Figure 4.6   The four evaluated configurations</w:t>
       </w:r>
     </w:p>
     <w:p>
@@ -18229,7 +18229,7 @@
         <w:spacing w:line="276" w:lineRule="auto" w:after="60"/>
       </w:pPr>
       <w:r>
-        <w:t>Figure 6.1   Model requests, tokens, cost and wall-clock time per trip for all four architectures.</w:t>
+        <w:t>Figure 6.1   Model requests, tokens, cost and wall-clock time per trip for all</w:t>
       </w:r>
     </w:p>
     <w:p>
@@ -18237,7 +18237,7 @@
         <w:spacing w:line="276" w:lineRule="auto" w:after="60"/>
       </w:pPr>
       <w:r>
-        <w:t>Figure 6.2   Prompt and completion tokens per architecture. Prompt tokens are re-sent context and tool schemas; completion tokens are the generated itinerary.</w:t>
+        <w:t>Figure 6.2   Prompt and completion tokens per architecture</w:t>
       </w:r>
     </w:p>
     <w:p>
@@ -18245,7 +18245,7 @@
         <w:spacing w:line="276" w:lineRule="auto" w:after="60"/>
       </w:pPr>
       <w:r>
-        <w:t>Figure 6.3   The tuning ablation. Same six roles, same data path, same model; only prompt economics changed.</w:t>
+        <w:t>Figure 6.3   The tuning ablation</w:t>
       </w:r>
     </w:p>
     <w:p>
@@ -18253,7 +18253,7 @@
         <w:spacing w:line="276" w:lineRule="auto" w:after="60"/>
       </w:pPr>
       <w:r>
-        <w:t>Figure 6.4   Nine conformance checks over the message layer and the tool schemas. Six fail.</w:t>
+        <w:t>Figure 6.4   Nine conformance checks over the message layer and the tool schemas</w:t>
       </w:r>
     </w:p>
     <w:p>
@@ -18261,7 +18261,7 @@
         <w:spacing w:line="276" w:lineRule="auto" w:after="60"/>
       </w:pPr>
       <w:r>
-        <w:t>Figure 6.5   The gate's decision on all twenty scenarios, and the flight-cost anchor that explains the one it gets wrong.</w:t>
+        <w:t>Figure 6.5   The gate's decision on all twenty scenarios</w:t>
       </w:r>
     </w:p>
     <w:p>
@@ -18269,7 +18269,7 @@
         <w:spacing w:line="276" w:lineRule="auto" w:after="60"/>
       </w:pPr>
       <w:r>
-        <w:t>Figure 6.6   Groundedness by architecture. The left panel carries the claim; the right panel shows why entity matching cannot.</w:t>
+        <w:t>Figure 6.6   Groundedness by architecture</w:t>
       </w:r>
     </w:p>
     <w:p>
@@ -18285,7 +18285,7 @@
         <w:spacing w:line="276" w:lineRule="auto" w:after="60"/>
       </w:pPr>
       <w:r>
-        <w:t>Table 1.1   Project scope, and the reason for each exclusion.</w:t>
+        <w:t>Table 1.1   Project scope, and the reason for each exclusion</w:t>
       </w:r>
     </w:p>
     <w:p>
@@ -18293,7 +18293,7 @@
         <w:spacing w:line="276" w:lineRule="auto" w:after="60"/>
       </w:pPr>
       <w:r>
-        <w:t>Table 4.1   Technology decisions. The final column is the one that matters for Chapter 7: every choice constrained something later.</w:t>
+        <w:t>Table 4.1   Technology decisions</w:t>
       </w:r>
     </w:p>
     <w:p>
@@ -18301,7 +18301,7 @@
         <w:spacing w:line="276" w:lineRule="auto" w:after="60"/>
       </w:pPr>
       <w:r>
-        <w:t>Table 6.1   E1 results on SC-01, mean ± one standard deviation over 5 runs of each architecture. Requests are counted by provider callback. Retrieval is replayed, so latency excludes network time.</w:t>
+        <w:t>Table 6.1   E1 results on SC-01</w:t>
       </w:r>
     </w:p>
     <w:p>
@@ -18309,7 +18309,7 @@
         <w:spacing w:line="276" w:lineRule="auto" w:after="60"/>
       </w:pPr>
       <w:r>
-        <w:t>Table 7.1   Objectives against evidence. Three of seven are qualified.</w:t>
+        <w:t>Table 7.1   Objectives against evidence</w:t>
       </w:r>
     </w:p>
     <w:p>
@@ -18317,7 +18317,7 @@
         <w:spacing w:line="276" w:lineRule="auto" w:after="60"/>
       </w:pPr>
       <w:r>
-        <w:t>Table B.1   Every conformance check, its claim, its result and the observation behind it.</w:t>
+        <w:t>Table B.1   Every conformance check</w:t>
       </w:r>
     </w:p>
     <w:p>
@@ -18325,7 +18325,7 @@
         <w:spacing w:line="276" w:lineRule="auto" w:after="60"/>
       </w:pPr>
       <w:r>
-        <w:t>Table B.2   Per-tool schema audit. 8 of 11 inspectable tools are clean; 6 implementation parameters are undeclared in total.</w:t>
+        <w:t>Table B.2   Per-tool schema audit</w:t>
       </w:r>
     </w:p>
     <w:p>
@@ -18333,7 +18333,7 @@
         <w:spacing w:line="276" w:lineRule="auto" w:after="60"/>
       </w:pPr>
       <w:r>
-        <w:t>Table C.1   The feasibility gate's decision on all twenty designed scenarios.</w:t>
+        <w:t>Table C.1   The feasibility gate's decision on all twenty designed scenarios</w:t>
       </w:r>
     </w:p>
     <w:p>
@@ -18341,7 +18341,7 @@
         <w:spacing w:line="276" w:lineRule="auto" w:after="60"/>
       </w:pPr>
       <w:r>
-        <w:t>Table C.2   Agreement statistics for the feasibility gate.</w:t>
+        <w:t>Table C.2   Agreement statistics for the feasibility gate</w:t>
       </w:r>
     </w:p>
     <w:p>
@@ -18349,7 +18349,7 @@
         <w:spacing w:line="276" w:lineRule="auto" w:after="60"/>
       </w:pPr>
       <w:r>
-        <w:t>Table D.1   Full measured detail per arm. Note that the tuned arm's summed model time exceeds its wall-clock time, which is direct evidence of concurrent execution.</w:t>
+        <w:t>Table D.1   Full measured detail per arm</w:t>
       </w:r>
     </w:p>
     <w:p>
@@ -18357,7 +18357,7 @@
         <w:spacing w:line="276" w:lineRule="auto" w:after="60"/>
       </w:pPr>
       <w:r>
-        <w:t>Table E.1   Code map by area.</w:t>
+        <w:t>Table E.1   Code map by area</w:t>
       </w:r>
     </w:p>
     <w:p>
@@ -18365,7 +18365,7 @@
         <w:spacing w:line="276" w:lineRule="auto" w:after="60"/>
       </w:pPr>
       <w:r>
-        <w:t>Table E.2   Module decomposition and the reason for each boundary.</w:t>
+        <w:t>Table E.2   Module decomposition and the reason for each boundary</w:t>
       </w:r>
     </w:p>
     <w:p>
@@ -18373,7 +18373,7 @@
         <w:spacing w:line="276" w:lineRule="auto" w:after="60"/>
       </w:pPr>
       <w:r>
-        <w:t>Table E.3   Recorded API responses by host, 2,870 kB committed in total. These are what make the results reproducible without credentials.</w:t>
+        <w:t>Table E.3   Recorded API responses by host, 2,870 kB committed in total</w:t>
       </w:r>
     </w:p>
     <w:p>
@@ -18381,7 +18381,7 @@
         <w:spacing w:line="276" w:lineRule="auto" w:after="60"/>
       </w:pPr>
       <w:r>
-        <w:t>Table F.1   Recorded evidence for the two silent flight-search defects. Both fixes were necessary; neither was signalled by an error.</w:t>
+        <w:t>Table F.1   Recorded evidence for the two silent flight-search defects</w:t>
       </w:r>
     </w:p>
     <w:p>
@@ -18389,7 +18389,7 @@
         <w:spacing w:line="276" w:lineRule="auto" w:after="60"/>
       </w:pPr>
       <w:r>
-        <w:t>Table G.1   The seven metrics, their provenance, and the limit of each.</w:t>
+        <w:t>Table G.1   The seven metrics, their provenance, and the limit of each</w:t>
       </w:r>
     </w:p>
     <w:p>
@@ -18397,7 +18397,7 @@
         <w:spacing w:line="276" w:lineRule="auto" w:after="60"/>
       </w:pPr>
       <w:r>
-        <w:t>Table H.1   Test coverage by area.</w:t>
+        <w:t>Table H.1   Test coverage by area</w:t>
       </w:r>
     </w:p>
     <w:p>
@@ -18405,7 +18405,7 @@
         <w:spacing w:line="276" w:lineRule="auto" w:after="60"/>
       </w:pPr>
       <w:r>
-        <w:t>Table I.1   Every deviation from the proposal, with its reason and its evidence.</w:t>
+        <w:t>Table I.1   Every deviation from the proposal, with its reason and its evidence</w:t>
       </w:r>
     </w:p>
     <w:p>
@@ -18413,7 +18413,7 @@
         <w:spacing w:line="276" w:lineRule="auto" w:after="60"/>
       </w:pPr>
       <w:r>
-        <w:t>Table J.1   The four arms and the role each plays in the argument.</w:t>
+        <w:t>Table J.1   The four arms and the role each plays in the argument</w:t>
       </w:r>
     </w:p>
     <w:p>
@@ -18421,7 +18421,7 @@
         <w:spacing w:line="276" w:lineRule="auto" w:after="60"/>
       </w:pPr>
       <w:r>
-        <w:t>Table K.1   Experimental design. Three of five cost nothing to run, which is why they cover the full scenario set while E1 does not.</w:t>
+        <w:t>Table K.1   Experimental design</w:t>
       </w:r>
     </w:p>
     <w:p>
@@ -18429,7 +18429,7 @@
         <w:spacing w:line="276" w:lineRule="auto" w:after="60"/>
       </w:pPr>
       <w:r>
-        <w:t>Table L.1   Threats to validity, their effect and their remedies.</w:t>
+        <w:t>Table L.1   Threats to validity, their effect and their remedies</w:t>
       </w:r>
     </w:p>
     <w:p>
@@ -18437,7 +18437,7 @@
         <w:spacing w:line="276" w:lineRule="auto" w:after="60"/>
       </w:pPr>
       <w:r>
-        <w:t>Table M.1   Risk register: the assessment made at the start, the control built for it, and the outcome. Three of the eight risks occurred.</w:t>
+        <w:t>Table M.1   Risk register: the assessment made at the start</w:t>
       </w:r>
     </w:p>
     <w:p>
@@ -18445,7 +18445,7 @@
         <w:spacing w:line="276" w:lineRule="auto" w:after="60"/>
       </w:pPr>
       <w:r>
-        <w:t>Table N.1   Provenance of every quantitative result in this dissertation.</w:t>
+        <w:t>Table N.1   Provenance of every quantitative result in this dissertation</w:t>
       </w:r>
     </w:p>
     <w:sectPr>

--- a/submission/CMP7200_Dissertation.docx
+++ b/submission/CMP7200_Dissertation.docx
@@ -2651,7 +2651,7 @@
         <w:jc w:val="both"/>
       </w:pPr>
       <w:r>
-        <w:t>The system is 16,138 lines of Python across 63 files, developed over 147 commits, and Appendix E breaks it down by area. It was built in dependency order: the tool server first, because nothing can be retrieved without it; then the message layer, the agents and the interfaces; and last, later than it should have been, the measurement infrastructure. That ordering is the root of the first failure below, and Section 7.6 argues it should have been reversed.</w:t>
+        <w:t>The system is 16,138 lines of Python across 63 files, developed over 148 commits, and Appendix E breaks it down by area. It was built in dependency order: the tool server first, because nothing can be retrieved without it; then the message layer, the agents and the interfaces; and last, later than it should have been, the measurement infrastructure. That ordering is the root of the first failure below, and Section 7.6 argues it should have been reversed.</w:t>
       </w:r>
     </w:p>
     <w:p>
